--- a/research/Internship_Research_Log.docx
+++ b/research/Internship_Research_Log.docx
@@ -1,6 +1,6 @@
 
 <file path=word/document.xml><?xml version="1.0" encoding="utf-8"?>
-<w:document xmlns:wpc="http://schemas.microsoft.com/office/word/2010/wordprocessingCanvas" xmlns:cx="http://schemas.microsoft.com/office/drawing/2014/chartex" xmlns:cx1="http://schemas.microsoft.com/office/drawing/2015/9/8/chartex" xmlns:cx2="http://schemas.microsoft.com/office/drawing/2015/10/21/chartex" xmlns:cx3="http://schemas.microsoft.com/office/drawing/2016/5/9/chartex" xmlns:cx4="http://schemas.microsoft.com/office/drawing/2016/5/10/chartex" xmlns:cx5="http://schemas.microsoft.com/office/drawing/2016/5/11/chartex" xmlns:cx6="http://schemas.microsoft.com/office/drawing/2016/5/12/chartex" xmlns:cx7="http://schemas.microsoft.com/office/drawing/2016/5/13/chartex" xmlns:cx8="http://schemas.microsoft.com/office/drawing/2016/5/14/chartex" xmlns:mc="http://schemas.openxmlformats.org/markup-compatibility/2006" xmlns:aink="http://schemas.microsoft.com/office/drawing/2016/ink" xmlns:am3d="http://schemas.microsoft.com/office/drawing/2017/model3d" xmlns:o="urn:schemas-microsoft-com:office:office" xmlns:oel="http://schemas.microsoft.com/office/2019/extlst" xmlns:r="http://schemas.openxmlformats.org/officeDocument/2006/relationships" xmlns:m="http://schemas.openxmlformats.org/officeDocument/2006/math" xmlns:v="urn:schemas-microsoft-com:vml" xmlns:wp14="http://schemas.microsoft.com/office/word/2010/wordprocessingDrawing" xmlns:wp="http://schemas.openxmlformats.org/drawingml/2006/wordprocessingDrawing" xmlns:w10="urn:schemas-microsoft-com:office:word" xmlns:w="http://schemas.openxmlformats.org/wordprocessingml/2006/main" xmlns:w14="http://schemas.microsoft.com/office/word/2010/wordml" xmlns:w15="http://schemas.microsoft.com/office/word/2012/wordml" xmlns:w16cex="http://schemas.microsoft.com/office/word/2018/wordml/cex" xmlns:w16cid="http://schemas.microsoft.com/office/word/2016/wordml/cid" xmlns:w16="http://schemas.microsoft.com/office/word/2018/wordml" xmlns:w16du="http://schemas.microsoft.com/office/word/2023/wordml/word16du" xmlns:w16sdtdh="http://schemas.microsoft.com/office/word/2020/wordml/sdtdatahash" xmlns:w16sdtfl="http://schemas.microsoft.com/office/word/2024/wordml/sdtformatlock" xmlns:w16se="http://schemas.microsoft.com/office/word/2015/wordml/symex" xmlns:wpg="http://schemas.microsoft.com/office/word/2010/wordprocessingGroup" xmlns:wpi="http://schemas.microsoft.com/office/word/2010/wordprocessingInk" xmlns:wne="http://schemas.microsoft.com/office/word/2006/wordml" xmlns:wps="http://schemas.microsoft.com/office/word/2010/wordprocessingShape" mc:Ignorable="w14 w15 w16se w16cid w16 w16cex w16sdtdh w16sdtfl w16du wp14">
+<w:document xmlns:wpc="http://schemas.microsoft.com/office/word/2010/wordprocessingCanvas" xmlns:mc="http://schemas.openxmlformats.org/markup-compatibility/2006" xmlns:o="urn:schemas-microsoft-com:office:office" xmlns:r="http://schemas.openxmlformats.org/officeDocument/2006/relationships" xmlns:m="http://schemas.openxmlformats.org/officeDocument/2006/math" xmlns:v="urn:schemas-microsoft-com:vml" xmlns:wp14="http://schemas.microsoft.com/office/word/2010/wordprocessingDrawing" xmlns:wp="http://schemas.openxmlformats.org/drawingml/2006/wordprocessingDrawing" xmlns:w10="urn:schemas-microsoft-com:office:word" xmlns:w="http://schemas.openxmlformats.org/wordprocessingml/2006/main" xmlns:w14="http://schemas.microsoft.com/office/word/2010/wordml" xmlns:w15="http://schemas.microsoft.com/office/word/2012/wordml" xmlns:w16se="http://schemas.microsoft.com/office/word/2015/wordml/symex" xmlns:w16cid="http://schemas.microsoft.com/office/word/2016/wordml/cid" xmlns:w16="http://schemas.microsoft.com/office/word/2018/wordml" xmlns:w16cex="http://schemas.microsoft.com/office/word/2018/wordml/cex" xmlns:w16sdtdh="http://schemas.microsoft.com/office/word/2020/wordml/sdtdatahash" xmlns:wne="http://schemas.microsoft.com/office/word/2006/wordml" xmlns:wpg="http://schemas.microsoft.com/office/word/2010/wordprocessingGroup" xmlns:wps="http://schemas.microsoft.com/office/word/2010/wordprocessingShape" mc:Ignorable="w14 w15 w16se w16cid w16 w16cex w16sdtdh wp14">
   <w:body>
     <w:p>
       <w:pPr>
@@ -8,6 +8,14 @@
         <w:jc w:val="center"/>
       </w:pPr>
       <w:r>
+        <w:rPr>
+          <w:rFonts w:ascii="Calibri" w:hAnsi="Calibri" w:eastAsia="ＭＳ ゴシック" w:cs="Calibri" w:asciiTheme="majorHAnsi" w:hAnsiTheme="majorHAnsi" w:eastAsiaTheme="majorEastAsia" w:csTheme="majorBidi"/>
+          <w:color w:val="17365D" w:themeColor="text2" w:themeShade="BF"/>
+          <w:spacing w:val="5"/>
+          <w:kern w:val="28"/>
+          <w:sz w:val="52"/>
+          <w:szCs w:val="52"/>
+        </w:rPr>
         <w:t>WebGIS Internship Research &amp; Learning Log</w:t>
       </w:r>
     </w:p>
@@ -16,11 +24,27 @@
         <w:pStyle w:val="Heading1"/>
       </w:pPr>
       <w:r>
+        <w:rPr>
+          <w:rFonts w:ascii="Calibri" w:hAnsi="Calibri" w:eastAsia="ＭＳ ゴシック" w:cs="Calibri" w:asciiTheme="majorHAnsi" w:hAnsiTheme="majorHAnsi" w:eastAsiaTheme="majorEastAsia" w:csTheme="majorBidi"/>
+          <w:b/>
+          <w:bCs/>
+          <w:color w:val="365F91" w:themeColor="accent1" w:themeShade="BF"/>
+          <w:sz w:val="28"/>
+          <w:szCs w:val="28"/>
+        </w:rPr>
         <w:t>1. Internship Objective</w:t>
       </w:r>
     </w:p>
     <w:p>
-      <w:r>
+      <w:pPr>
+        <w:spacing w:after="200" w:line="276" w:lineRule="auto"/>
+      </w:pPr>
+      <w:r>
+        <w:rPr>
+          <w:rFonts w:ascii="Cambria" w:hAnsi="Cambria" w:eastAsia="ＭＳ 明朝" w:cs="Cambria" w:asciiTheme="minorHAnsi" w:hAnsiTheme="minorHAnsi" w:eastAsiaTheme="minorEastAsia" w:csTheme="minorBidi"/>
+          <w:sz w:val="22"/>
+          <w:szCs w:val="22"/>
+        </w:rPr>
         <w:t>Build a production-style full-stack WebGIS application. The project will include a React frontend, FastAPI backend, PostgreSQL/PostGIS database, GeoServer for map services, and deployment using Docker.</w:t>
       </w:r>
     </w:p>
@@ -29,46 +53,118 @@
         <w:pStyle w:val="Heading1"/>
       </w:pPr>
       <w:r>
+        <w:rPr>
+          <w:rFonts w:ascii="Calibri" w:hAnsi="Calibri" w:eastAsia="ＭＳ ゴシック" w:cs="Calibri" w:asciiTheme="majorHAnsi" w:hAnsiTheme="majorHAnsi" w:eastAsiaTheme="majorEastAsia" w:csTheme="majorBidi"/>
+          <w:b/>
+          <w:bCs/>
+          <w:color w:val="365F91" w:themeColor="accent1" w:themeShade="BF"/>
+          <w:sz w:val="28"/>
+          <w:szCs w:val="28"/>
+        </w:rPr>
         <w:t>2. Frontend (React + TypeScript + Tailwind + Map Library)</w:t>
       </w:r>
     </w:p>
     <w:p>
-      <w:r>
+      <w:pPr>
+        <w:spacing w:after="200" w:line="276" w:lineRule="auto"/>
+      </w:pPr>
+      <w:r>
+        <w:rPr>
+          <w:rFonts w:ascii="Cambria" w:hAnsi="Cambria" w:eastAsia="ＭＳ 明朝" w:cs="Cambria" w:asciiTheme="minorHAnsi" w:hAnsiTheme="minorHAnsi" w:eastAsiaTheme="minorEastAsia" w:csTheme="minorBidi"/>
+          <w:sz w:val="22"/>
+          <w:szCs w:val="22"/>
+        </w:rPr>
         <w:t>The frontend is the part users interact with. It displays maps, forms, dashboards and tables.</w:t>
       </w:r>
       <w:r>
-        <w:br/>
+        <w:br w:type="textWrapping"/>
+      </w:r>
+      <w:r>
+        <w:rPr>
+          <w:rFonts w:ascii="Cambria" w:hAnsi="Cambria" w:eastAsia="ＭＳ 明朝" w:cs="Cambria" w:asciiTheme="minorHAnsi" w:hAnsiTheme="minorHAnsi" w:eastAsiaTheme="minorEastAsia" w:csTheme="minorBidi"/>
+          <w:sz w:val="22"/>
+          <w:szCs w:val="22"/>
+        </w:rPr>
         <w:t>Responsibilities:</w:t>
       </w:r>
       <w:r>
-        <w:br/>
+        <w:br w:type="textWrapping"/>
+      </w:r>
+      <w:r>
+        <w:rPr>
+          <w:rFonts w:ascii="Cambria" w:hAnsi="Cambria" w:eastAsia="ＭＳ 明朝" w:cs="Cambria" w:asciiTheme="minorHAnsi" w:hAnsiTheme="minorHAnsi" w:eastAsiaTheme="minorEastAsia" w:csTheme="minorBidi"/>
+          <w:sz w:val="22"/>
+          <w:szCs w:val="22"/>
+        </w:rPr>
         <w:t>• Display interactive maps.</w:t>
       </w:r>
       <w:r>
-        <w:br/>
+        <w:br w:type="textWrapping"/>
+      </w:r>
+      <w:r>
+        <w:rPr>
+          <w:rFonts w:ascii="Cambria" w:hAnsi="Cambria" w:eastAsia="ＭＳ 明朝" w:cs="Cambria" w:asciiTheme="minorHAnsi" w:hAnsiTheme="minorHAnsi" w:eastAsiaTheme="minorEastAsia" w:csTheme="minorBidi"/>
+          <w:sz w:val="22"/>
+          <w:szCs w:val="22"/>
+        </w:rPr>
         <w:t>• Send API requests to the backend.</w:t>
       </w:r>
       <w:r>
-        <w:br/>
+        <w:br w:type="textWrapping"/>
+      </w:r>
+      <w:r>
+        <w:rPr>
+          <w:rFonts w:ascii="Cambria" w:hAnsi="Cambria" w:eastAsia="ＭＳ 明朝" w:cs="Cambria" w:asciiTheme="minorHAnsi" w:hAnsiTheme="minorHAnsi" w:eastAsiaTheme="minorEastAsia" w:csTheme="minorBidi"/>
+          <w:sz w:val="22"/>
+          <w:szCs w:val="22"/>
+        </w:rPr>
         <w:t>• Render GeoJSON returned from the backend.</w:t>
       </w:r>
       <w:r>
-        <w:br/>
+        <w:br w:type="textWrapping"/>
+      </w:r>
+      <w:r>
+        <w:rPr>
+          <w:rFonts w:ascii="Cambria" w:hAnsi="Cambria" w:eastAsia="ＭＳ 明朝" w:cs="Cambria" w:asciiTheme="minorHAnsi" w:hAnsiTheme="minorHAnsi" w:eastAsiaTheme="minorEastAsia" w:csTheme="minorBidi"/>
+          <w:sz w:val="22"/>
+          <w:szCs w:val="22"/>
+        </w:rPr>
         <w:t>• Manage authentication and user sessions.</w:t>
       </w:r>
       <w:r>
-        <w:br/>
+        <w:br w:type="textWrapping"/>
+      </w:r>
+      <w:r>
+        <w:rPr>
+          <w:rFonts w:ascii="Cambria" w:hAnsi="Cambria" w:eastAsia="ＭＳ 明朝" w:cs="Cambria" w:asciiTheme="minorHAnsi" w:hAnsiTheme="minorHAnsi" w:eastAsiaTheme="minorEastAsia" w:csTheme="minorBidi"/>
+          <w:sz w:val="22"/>
+          <w:szCs w:val="22"/>
+        </w:rPr>
         <w:t>• Display charts, statistics and attribute tables.</w:t>
       </w:r>
       <w:r>
-        <w:br/>
-      </w:r>
-      <w:r>
-        <w:br/>
+        <w:br w:type="textWrapping"/>
+      </w:r>
+      <w:r>
+        <w:br w:type="textWrapping"/>
+      </w:r>
+      <w:r>
+        <w:rPr>
+          <w:rFonts w:ascii="Cambria" w:hAnsi="Cambria" w:eastAsia="ＭＳ 明朝" w:cs="Cambria" w:asciiTheme="minorHAnsi" w:hAnsiTheme="minorHAnsi" w:eastAsiaTheme="minorEastAsia" w:csTheme="minorBidi"/>
+          <w:sz w:val="22"/>
+          <w:szCs w:val="22"/>
+        </w:rPr>
         <w:t>Typical flow:</w:t>
       </w:r>
       <w:r>
-        <w:br/>
+        <w:br w:type="textWrapping"/>
+      </w:r>
+      <w:r>
+        <w:rPr>
+          <w:rFonts w:ascii="Cambria" w:hAnsi="Cambria" w:eastAsia="ＭＳ 明朝" w:cs="Cambria" w:asciiTheme="minorHAnsi" w:hAnsiTheme="minorHAnsi" w:eastAsiaTheme="minorEastAsia" w:csTheme="minorBidi"/>
+          <w:sz w:val="22"/>
+          <w:szCs w:val="22"/>
+        </w:rPr>
         <w:t>User clicks a parcel → React sends GET request to FastAPI → GeoJSON is returned → MapLibre/Leaflet renders the polygon on the map.</w:t>
       </w:r>
     </w:p>
@@ -77,46 +173,118 @@
         <w:pStyle w:val="Heading1"/>
       </w:pPr>
       <w:r>
+        <w:rPr>
+          <w:rFonts w:ascii="Calibri" w:hAnsi="Calibri" w:eastAsia="ＭＳ ゴシック" w:cs="Calibri" w:asciiTheme="majorHAnsi" w:hAnsiTheme="majorHAnsi" w:eastAsiaTheme="majorEastAsia" w:csTheme="majorBidi"/>
+          <w:b/>
+          <w:bCs/>
+          <w:color w:val="365F91" w:themeColor="accent1" w:themeShade="BF"/>
+          <w:sz w:val="28"/>
+          <w:szCs w:val="28"/>
+        </w:rPr>
         <w:t>3. Backend (FastAPI)</w:t>
       </w:r>
     </w:p>
     <w:p>
-      <w:r>
+      <w:pPr>
+        <w:spacing w:after="200" w:line="276" w:lineRule="auto"/>
+      </w:pPr>
+      <w:r>
+        <w:rPr>
+          <w:rFonts w:ascii="Cambria" w:hAnsi="Cambria" w:eastAsia="ＭＳ 明朝" w:cs="Cambria" w:asciiTheme="minorHAnsi" w:hAnsiTheme="minorHAnsi" w:eastAsiaTheme="minorEastAsia" w:csTheme="minorBidi"/>
+          <w:sz w:val="22"/>
+          <w:szCs w:val="22"/>
+        </w:rPr>
         <w:t>The backend contains business logic.</w:t>
       </w:r>
       <w:r>
-        <w:br/>
+        <w:br w:type="textWrapping"/>
+      </w:r>
+      <w:r>
+        <w:rPr>
+          <w:rFonts w:ascii="Cambria" w:hAnsi="Cambria" w:eastAsia="ＭＳ 明朝" w:cs="Cambria" w:asciiTheme="minorHAnsi" w:hAnsiTheme="minorHAnsi" w:eastAsiaTheme="minorEastAsia" w:csTheme="minorBidi"/>
+          <w:sz w:val="22"/>
+          <w:szCs w:val="22"/>
+        </w:rPr>
         <w:t>Responsibilities:</w:t>
       </w:r>
       <w:r>
-        <w:br/>
+        <w:br w:type="textWrapping"/>
+      </w:r>
+      <w:r>
+        <w:rPr>
+          <w:rFonts w:ascii="Cambria" w:hAnsi="Cambria" w:eastAsia="ＭＳ 明朝" w:cs="Cambria" w:asciiTheme="minorHAnsi" w:hAnsiTheme="minorHAnsi" w:eastAsiaTheme="minorEastAsia" w:csTheme="minorBidi"/>
+          <w:sz w:val="22"/>
+          <w:szCs w:val="22"/>
+        </w:rPr>
         <w:t>• Authenticate users (JWT).</w:t>
       </w:r>
       <w:r>
-        <w:br/>
+        <w:br w:type="textWrapping"/>
+      </w:r>
+      <w:r>
+        <w:rPr>
+          <w:rFonts w:ascii="Cambria" w:hAnsi="Cambria" w:eastAsia="ＭＳ 明朝" w:cs="Cambria" w:asciiTheme="minorHAnsi" w:hAnsiTheme="minorHAnsi" w:eastAsiaTheme="minorEastAsia" w:csTheme="minorBidi"/>
+          <w:sz w:val="22"/>
+          <w:szCs w:val="22"/>
+        </w:rPr>
         <w:t>• Validate requests.</w:t>
       </w:r>
       <w:r>
-        <w:br/>
+        <w:br w:type="textWrapping"/>
+      </w:r>
+      <w:r>
+        <w:rPr>
+          <w:rFonts w:ascii="Cambria" w:hAnsi="Cambria" w:eastAsia="ＭＳ 明朝" w:cs="Cambria" w:asciiTheme="minorHAnsi" w:hAnsiTheme="minorHAnsi" w:eastAsiaTheme="minorEastAsia" w:csTheme="minorBidi"/>
+          <w:sz w:val="22"/>
+          <w:szCs w:val="22"/>
+        </w:rPr>
         <w:t>• Query PostgreSQL/PostGIS.</w:t>
       </w:r>
       <w:r>
-        <w:br/>
+        <w:br w:type="textWrapping"/>
+      </w:r>
+      <w:r>
+        <w:rPr>
+          <w:rFonts w:ascii="Cambria" w:hAnsi="Cambria" w:eastAsia="ＭＳ 明朝" w:cs="Cambria" w:asciiTheme="minorHAnsi" w:hAnsiTheme="minorHAnsi" w:eastAsiaTheme="minorEastAsia" w:csTheme="minorBidi"/>
+          <w:sz w:val="22"/>
+          <w:szCs w:val="22"/>
+        </w:rPr>
         <w:t>• Convert spatial results into GeoJSON.</w:t>
       </w:r>
       <w:r>
-        <w:br/>
+        <w:br w:type="textWrapping"/>
+      </w:r>
+      <w:r>
+        <w:rPr>
+          <w:rFonts w:ascii="Cambria" w:hAnsi="Cambria" w:eastAsia="ＭＳ 明朝" w:cs="Cambria" w:asciiTheme="minorHAnsi" w:hAnsiTheme="minorHAnsi" w:eastAsiaTheme="minorEastAsia" w:csTheme="minorBidi"/>
+          <w:sz w:val="22"/>
+          <w:szCs w:val="22"/>
+        </w:rPr>
         <w:t>• Expose REST APIs.</w:t>
       </w:r>
       <w:r>
-        <w:br/>
+        <w:br w:type="textWrapping"/>
+      </w:r>
+      <w:r>
+        <w:rPr>
+          <w:rFonts w:ascii="Cambria" w:hAnsi="Cambria" w:eastAsia="ＭＳ 明朝" w:cs="Cambria" w:asciiTheme="minorHAnsi" w:hAnsiTheme="minorHAnsi" w:eastAsiaTheme="minorEastAsia" w:csTheme="minorBidi"/>
+          <w:sz w:val="22"/>
+          <w:szCs w:val="22"/>
+        </w:rPr>
         <w:t>• Handle errors and permissions.</w:t>
       </w:r>
       <w:r>
-        <w:br/>
-      </w:r>
-      <w:r>
-        <w:br/>
+        <w:br w:type="textWrapping"/>
+      </w:r>
+      <w:r>
+        <w:br w:type="textWrapping"/>
+      </w:r>
+      <w:r>
+        <w:rPr>
+          <w:rFonts w:ascii="Cambria" w:hAnsi="Cambria" w:eastAsia="ＭＳ 明朝" w:cs="Cambria" w:asciiTheme="minorHAnsi" w:hAnsiTheme="minorHAnsi" w:eastAsiaTheme="minorEastAsia" w:csTheme="minorBidi"/>
+          <w:sz w:val="22"/>
+          <w:szCs w:val="22"/>
+        </w:rPr>
         <w:t>FastAPI automatically generates Swagger documentation for testing APIs.</w:t>
       </w:r>
     </w:p>
@@ -125,79 +293,190 @@
         <w:pStyle w:val="Heading1"/>
       </w:pPr>
       <w:r>
+        <w:rPr>
+          <w:rFonts w:ascii="Calibri" w:hAnsi="Calibri" w:eastAsia="ＭＳ ゴシック" w:cs="Calibri" w:asciiTheme="majorHAnsi" w:hAnsiTheme="majorHAnsi" w:eastAsiaTheme="majorEastAsia" w:csTheme="majorBidi"/>
+          <w:b/>
+          <w:bCs/>
+          <w:color w:val="365F91" w:themeColor="accent1" w:themeShade="BF"/>
+          <w:sz w:val="28"/>
+          <w:szCs w:val="28"/>
+        </w:rPr>
         <w:t>4. Database (PostgreSQL + PostGIS)</w:t>
       </w:r>
     </w:p>
     <w:p>
-      <w:r>
+      <w:pPr>
+        <w:spacing w:after="200" w:line="276" w:lineRule="auto"/>
+      </w:pPr>
+      <w:r>
+        <w:rPr>
+          <w:rFonts w:ascii="Cambria" w:hAnsi="Cambria" w:eastAsia="ＭＳ 明朝" w:cs="Cambria" w:asciiTheme="minorHAnsi" w:hAnsiTheme="minorHAnsi" w:eastAsiaTheme="minorEastAsia" w:csTheme="minorBidi"/>
+          <w:sz w:val="22"/>
+          <w:szCs w:val="22"/>
+        </w:rPr>
         <w:t>PostgreSQL stores application data such as users, projects and assets.</w:t>
       </w:r>
       <w:r>
-        <w:br/>
+        <w:br w:type="textWrapping"/>
+      </w:r>
+      <w:r>
+        <w:rPr>
+          <w:rFonts w:ascii="Cambria" w:hAnsi="Cambria" w:eastAsia="ＭＳ 明朝" w:cs="Cambria" w:asciiTheme="minorHAnsi" w:hAnsiTheme="minorHAnsi" w:eastAsiaTheme="minorEastAsia" w:csTheme="minorBidi"/>
+          <w:sz w:val="22"/>
+          <w:szCs w:val="22"/>
+        </w:rPr>
         <w:t>PostGIS extends PostgreSQL with spatial capabilities.</w:t>
       </w:r>
       <w:r>
-        <w:br/>
-      </w:r>
-      <w:r>
-        <w:br/>
-      </w:r>
-      <w:r>
-        <w:lastRenderedPageBreak/>
+        <w:br w:type="textWrapping"/>
+      </w:r>
+      <w:r>
+        <w:br w:type="textWrapping"/>
+      </w:r>
+      <w:r>
+        <w:rPr>
+          <w:rFonts w:ascii="Cambria" w:hAnsi="Cambria" w:eastAsia="ＭＳ 明朝" w:cs="Cambria" w:asciiTheme="minorHAnsi" w:hAnsiTheme="minorHAnsi" w:eastAsiaTheme="minorEastAsia" w:csTheme="minorBidi"/>
+          <w:sz w:val="22"/>
+          <w:szCs w:val="22"/>
+        </w:rPr>
         <w:t>Spatial data types:</w:t>
       </w:r>
       <w:r>
-        <w:br/>
+        <w:br w:type="textWrapping"/>
+      </w:r>
+      <w:r>
+        <w:rPr>
+          <w:rFonts w:ascii="Cambria" w:hAnsi="Cambria" w:eastAsia="ＭＳ 明朝" w:cs="Cambria" w:asciiTheme="minorHAnsi" w:hAnsiTheme="minorHAnsi" w:eastAsiaTheme="minorEastAsia" w:csTheme="minorBidi"/>
+          <w:sz w:val="22"/>
+          <w:szCs w:val="22"/>
+        </w:rPr>
         <w:t>• Point</w:t>
       </w:r>
       <w:r>
-        <w:br/>
+        <w:br w:type="textWrapping"/>
+      </w:r>
+      <w:r>
+        <w:rPr>
+          <w:rFonts w:ascii="Cambria" w:hAnsi="Cambria" w:eastAsia="ＭＳ 明朝" w:cs="Cambria" w:asciiTheme="minorHAnsi" w:hAnsiTheme="minorHAnsi" w:eastAsiaTheme="minorEastAsia" w:csTheme="minorBidi"/>
+          <w:sz w:val="22"/>
+          <w:szCs w:val="22"/>
+        </w:rPr>
         <w:t>• LineString</w:t>
       </w:r>
       <w:r>
-        <w:br/>
+        <w:br w:type="textWrapping"/>
+      </w:r>
+      <w:r>
+        <w:rPr>
+          <w:rFonts w:ascii="Cambria" w:hAnsi="Cambria" w:eastAsia="ＭＳ 明朝" w:cs="Cambria" w:asciiTheme="minorHAnsi" w:hAnsiTheme="minorHAnsi" w:eastAsiaTheme="minorEastAsia" w:csTheme="minorBidi"/>
+          <w:sz w:val="22"/>
+          <w:szCs w:val="22"/>
+        </w:rPr>
         <w:t>• Polygon</w:t>
       </w:r>
       <w:r>
-        <w:br/>
+        <w:br w:type="textWrapping"/>
+      </w:r>
+      <w:r>
+        <w:rPr>
+          <w:rFonts w:ascii="Cambria" w:hAnsi="Cambria" w:eastAsia="ＭＳ 明朝" w:cs="Cambria" w:asciiTheme="minorHAnsi" w:hAnsiTheme="minorHAnsi" w:eastAsiaTheme="minorEastAsia" w:csTheme="minorBidi"/>
+          <w:sz w:val="22"/>
+          <w:szCs w:val="22"/>
+        </w:rPr>
         <w:t>• MultiPolygon</w:t>
       </w:r>
       <w:r>
-        <w:br/>
-      </w:r>
-      <w:r>
-        <w:br/>
+        <w:br w:type="textWrapping"/>
+      </w:r>
+      <w:r>
+        <w:br w:type="textWrapping"/>
+      </w:r>
+      <w:r>
+        <w:rPr>
+          <w:rFonts w:ascii="Cambria" w:hAnsi="Cambria" w:eastAsia="ＭＳ 明朝" w:cs="Cambria" w:asciiTheme="minorHAnsi" w:hAnsiTheme="minorHAnsi" w:eastAsiaTheme="minorEastAsia" w:csTheme="minorBidi"/>
+          <w:sz w:val="22"/>
+          <w:szCs w:val="22"/>
+        </w:rPr>
         <w:t>Common spatial operations:</w:t>
       </w:r>
       <w:r>
-        <w:br/>
+        <w:br w:type="textWrapping"/>
+      </w:r>
+      <w:r>
+        <w:rPr>
+          <w:rFonts w:ascii="Cambria" w:hAnsi="Cambria" w:eastAsia="ＭＳ 明朝" w:cs="Cambria" w:asciiTheme="minorHAnsi" w:hAnsiTheme="minorHAnsi" w:eastAsiaTheme="minorEastAsia" w:csTheme="minorBidi"/>
+          <w:sz w:val="22"/>
+          <w:szCs w:val="22"/>
+        </w:rPr>
         <w:t>• ST_Intersects</w:t>
       </w:r>
       <w:r>
-        <w:br/>
+        <w:br w:type="textWrapping"/>
+      </w:r>
+      <w:r>
+        <w:rPr>
+          <w:rFonts w:ascii="Cambria" w:hAnsi="Cambria" w:eastAsia="ＭＳ 明朝" w:cs="Cambria" w:asciiTheme="minorHAnsi" w:hAnsiTheme="minorHAnsi" w:eastAsiaTheme="minorEastAsia" w:csTheme="minorBidi"/>
+          <w:sz w:val="22"/>
+          <w:szCs w:val="22"/>
+        </w:rPr>
         <w:t>• ST_Buffer</w:t>
       </w:r>
       <w:r>
-        <w:br/>
+        <w:br w:type="textWrapping"/>
+      </w:r>
+      <w:r>
+        <w:rPr>
+          <w:rFonts w:ascii="Cambria" w:hAnsi="Cambria" w:eastAsia="ＭＳ 明朝" w:cs="Cambria" w:asciiTheme="minorHAnsi" w:hAnsiTheme="minorHAnsi" w:eastAsiaTheme="minorEastAsia" w:csTheme="minorBidi"/>
+          <w:sz w:val="22"/>
+          <w:szCs w:val="22"/>
+        </w:rPr>
         <w:t>• ST_Distance</w:t>
       </w:r>
       <w:r>
-        <w:br/>
+        <w:br w:type="textWrapping"/>
+      </w:r>
+      <w:r>
+        <w:rPr>
+          <w:rFonts w:ascii="Cambria" w:hAnsi="Cambria" w:eastAsia="ＭＳ 明朝" w:cs="Cambria" w:asciiTheme="minorHAnsi" w:hAnsiTheme="minorHAnsi" w:eastAsiaTheme="minorEastAsia" w:csTheme="minorBidi"/>
+          <w:sz w:val="22"/>
+          <w:szCs w:val="22"/>
+        </w:rPr>
         <w:t>• ST_Contains</w:t>
       </w:r>
       <w:r>
-        <w:br/>
+        <w:br w:type="textWrapping"/>
+      </w:r>
+      <w:r>
+        <w:rPr>
+          <w:rFonts w:ascii="Cambria" w:hAnsi="Cambria" w:eastAsia="ＭＳ 明朝" w:cs="Cambria" w:asciiTheme="minorHAnsi" w:hAnsiTheme="minorHAnsi" w:eastAsiaTheme="minorEastAsia" w:csTheme="minorBidi"/>
+          <w:sz w:val="22"/>
+          <w:szCs w:val="22"/>
+        </w:rPr>
         <w:t>• ST_Within</w:t>
       </w:r>
       <w:r>
-        <w:br/>
-      </w:r>
-      <w:r>
-        <w:br/>
+        <w:br w:type="textWrapping"/>
+      </w:r>
+      <w:r>
+        <w:br w:type="textWrapping"/>
+      </w:r>
+      <w:r>
+        <w:rPr>
+          <w:rFonts w:ascii="Cambria" w:hAnsi="Cambria" w:eastAsia="ＭＳ 明朝" w:cs="Cambria" w:asciiTheme="minorHAnsi" w:hAnsiTheme="minorHAnsi" w:eastAsiaTheme="minorEastAsia" w:csTheme="minorBidi"/>
+          <w:sz w:val="22"/>
+          <w:szCs w:val="22"/>
+        </w:rPr>
         <w:t>Example data:</w:t>
       </w:r>
       <w:r>
-        <w:br/>
+        <w:br w:type="textWrapping"/>
+      </w:r>
+      <w:r>
+        <w:rPr>
+          <w:rFonts w:ascii="Cambria" w:hAnsi="Cambria" w:eastAsia="ＭＳ 明朝" w:cs="Cambria" w:asciiTheme="minorHAnsi" w:hAnsiTheme="minorHAnsi" w:eastAsiaTheme="minorEastAsia" w:csTheme="minorBidi"/>
+          <w:sz w:val="22"/>
+          <w:szCs w:val="22"/>
+        </w:rPr>
         <w:t>Parcel ID | Owner | Area | Geometry</w:t>
       </w:r>
     </w:p>
@@ -206,15 +485,38 @@
         <w:pStyle w:val="Heading1"/>
       </w:pPr>
       <w:r>
+        <w:rPr>
+          <w:rFonts w:ascii="Calibri" w:hAnsi="Calibri" w:eastAsia="ＭＳ ゴシック" w:cs="Calibri" w:asciiTheme="majorHAnsi" w:hAnsiTheme="majorHAnsi" w:eastAsiaTheme="majorEastAsia" w:csTheme="majorBidi"/>
+          <w:b/>
+          <w:bCs/>
+          <w:color w:val="365F91" w:themeColor="accent1" w:themeShade="BF"/>
+          <w:sz w:val="28"/>
+          <w:szCs w:val="28"/>
+        </w:rPr>
         <w:t>5. GeoServer</w:t>
       </w:r>
     </w:p>
     <w:p>
-      <w:r>
+      <w:pPr>
+        <w:spacing w:after="200" w:line="276" w:lineRule="auto"/>
+      </w:pPr>
+      <w:r>
+        <w:rPr>
+          <w:rFonts w:ascii="Cambria" w:hAnsi="Cambria" w:eastAsia="ＭＳ 明朝" w:cs="Cambria" w:asciiTheme="minorHAnsi" w:hAnsiTheme="minorHAnsi" w:eastAsiaTheme="minorEastAsia" w:csTheme="minorBidi"/>
+          <w:sz w:val="22"/>
+          <w:szCs w:val="22"/>
+        </w:rPr>
         <w:t>GeoServer publishes GIS layers from PostGIS.</w:t>
       </w:r>
       <w:r>
-        <w:br/>
+        <w:br w:type="textWrapping"/>
+      </w:r>
+      <w:r>
+        <w:rPr>
+          <w:rFonts w:ascii="Cambria" w:hAnsi="Cambria" w:eastAsia="ＭＳ 明朝" w:cs="Cambria" w:asciiTheme="minorHAnsi" w:hAnsiTheme="minorHAnsi" w:eastAsiaTheme="minorEastAsia" w:csTheme="minorBidi"/>
+          <w:sz w:val="22"/>
+          <w:szCs w:val="22"/>
+        </w:rPr>
         <w:t>It provides standards such as WMS, WFS and WMTS so mapping applications can consume spatial data efficiently.</w:t>
       </w:r>
     </w:p>
@@ -223,11 +525,27 @@
         <w:pStyle w:val="Heading1"/>
       </w:pPr>
       <w:r>
+        <w:rPr>
+          <w:rFonts w:ascii="Calibri" w:hAnsi="Calibri" w:eastAsia="ＭＳ ゴシック" w:cs="Calibri" w:asciiTheme="majorHAnsi" w:hAnsiTheme="majorHAnsi" w:eastAsiaTheme="majorEastAsia" w:csTheme="majorBidi"/>
+          <w:b/>
+          <w:bCs/>
+          <w:color w:val="365F91" w:themeColor="accent1" w:themeShade="BF"/>
+          <w:sz w:val="28"/>
+          <w:szCs w:val="28"/>
+        </w:rPr>
         <w:t>6. QGIS</w:t>
       </w:r>
     </w:p>
     <w:p>
-      <w:r>
+      <w:pPr>
+        <w:spacing w:after="200" w:line="276" w:lineRule="auto"/>
+      </w:pPr>
+      <w:r>
+        <w:rPr>
+          <w:rFonts w:ascii="Cambria" w:hAnsi="Cambria" w:eastAsia="ＭＳ 明朝" w:cs="Cambria" w:asciiTheme="minorHAnsi" w:hAnsiTheme="minorHAnsi" w:eastAsiaTheme="minorEastAsia" w:csTheme="minorBidi"/>
+          <w:sz w:val="22"/>
+          <w:szCs w:val="22"/>
+        </w:rPr>
         <w:t>QGIS is used to clean, digitize and edit spatial data before importing it into PostGIS. It is also useful for styling and validating datasets.</w:t>
       </w:r>
     </w:p>
@@ -236,51 +554,137 @@
         <w:pStyle w:val="Heading1"/>
       </w:pPr>
       <w:r>
+        <w:rPr>
+          <w:rFonts w:ascii="Calibri" w:hAnsi="Calibri" w:eastAsia="ＭＳ ゴシック" w:cs="Calibri" w:asciiTheme="majorHAnsi" w:hAnsiTheme="majorHAnsi" w:eastAsiaTheme="majorEastAsia" w:csTheme="majorBidi"/>
+          <w:b/>
+          <w:bCs/>
+          <w:color w:val="365F91" w:themeColor="accent1" w:themeShade="BF"/>
+          <w:sz w:val="28"/>
+          <w:szCs w:val="28"/>
+        </w:rPr>
         <w:t>7. Overall Architecture</w:t>
       </w:r>
     </w:p>
     <w:p>
-      <w:r>
+      <w:pPr>
+        <w:spacing w:after="200" w:line="276" w:lineRule="auto"/>
+      </w:pPr>
+      <w:r>
+        <w:rPr>
+          <w:rFonts w:ascii="Cambria" w:hAnsi="Cambria" w:eastAsia="ＭＳ 明朝" w:cs="Cambria" w:asciiTheme="minorHAnsi" w:hAnsiTheme="minorHAnsi" w:eastAsiaTheme="minorEastAsia" w:csTheme="minorBidi"/>
+          <w:sz w:val="22"/>
+          <w:szCs w:val="22"/>
+        </w:rPr>
         <w:t>Data Sources (Shapefiles, GPS, CSV)</w:t>
       </w:r>
       <w:r>
-        <w:br/>
+        <w:br w:type="textWrapping"/>
+      </w:r>
+      <w:r>
+        <w:rPr>
+          <w:rFonts w:ascii="Cambria" w:hAnsi="Cambria" w:eastAsia="ＭＳ 明朝" w:cs="Cambria" w:asciiTheme="minorHAnsi" w:hAnsiTheme="minorHAnsi" w:eastAsiaTheme="minorEastAsia" w:csTheme="minorBidi"/>
+          <w:sz w:val="22"/>
+          <w:szCs w:val="22"/>
+        </w:rPr>
         <w:t>↓</w:t>
       </w:r>
       <w:r>
-        <w:br/>
+        <w:br w:type="textWrapping"/>
+      </w:r>
+      <w:r>
+        <w:rPr>
+          <w:rFonts w:ascii="Cambria" w:hAnsi="Cambria" w:eastAsia="ＭＳ 明朝" w:cs="Cambria" w:asciiTheme="minorHAnsi" w:hAnsiTheme="minorHAnsi" w:eastAsiaTheme="minorEastAsia" w:csTheme="minorBidi"/>
+          <w:sz w:val="22"/>
+          <w:szCs w:val="22"/>
+        </w:rPr>
         <w:t>QGIS</w:t>
       </w:r>
       <w:r>
-        <w:br/>
+        <w:br w:type="textWrapping"/>
+      </w:r>
+      <w:r>
+        <w:rPr>
+          <w:rFonts w:ascii="Cambria" w:hAnsi="Cambria" w:eastAsia="ＭＳ 明朝" w:cs="Cambria" w:asciiTheme="minorHAnsi" w:hAnsiTheme="minorHAnsi" w:eastAsiaTheme="minorEastAsia" w:csTheme="minorBidi"/>
+          <w:sz w:val="22"/>
+          <w:szCs w:val="22"/>
+        </w:rPr>
         <w:t>↓</w:t>
       </w:r>
       <w:r>
-        <w:br/>
+        <w:br w:type="textWrapping"/>
+      </w:r>
+      <w:r>
+        <w:rPr>
+          <w:rFonts w:ascii="Cambria" w:hAnsi="Cambria" w:eastAsia="ＭＳ 明朝" w:cs="Cambria" w:asciiTheme="minorHAnsi" w:hAnsiTheme="minorHAnsi" w:eastAsiaTheme="minorEastAsia" w:csTheme="minorBidi"/>
+          <w:sz w:val="22"/>
+          <w:szCs w:val="22"/>
+        </w:rPr>
         <w:t>PostgreSQL + PostGIS</w:t>
       </w:r>
       <w:r>
-        <w:br/>
+        <w:br w:type="textWrapping"/>
+      </w:r>
+      <w:r>
+        <w:rPr>
+          <w:rFonts w:ascii="Cambria" w:hAnsi="Cambria" w:eastAsia="ＭＳ 明朝" w:cs="Cambria" w:asciiTheme="minorHAnsi" w:hAnsiTheme="minorHAnsi" w:eastAsiaTheme="minorEastAsia" w:csTheme="minorBidi"/>
+          <w:sz w:val="22"/>
+          <w:szCs w:val="22"/>
+        </w:rPr>
         <w:t>↓</w:t>
       </w:r>
       <w:r>
-        <w:br/>
+        <w:br w:type="textWrapping"/>
+      </w:r>
+      <w:r>
+        <w:rPr>
+          <w:rFonts w:ascii="Cambria" w:hAnsi="Cambria" w:eastAsia="ＭＳ 明朝" w:cs="Cambria" w:asciiTheme="minorHAnsi" w:hAnsiTheme="minorHAnsi" w:eastAsiaTheme="minorEastAsia" w:csTheme="minorBidi"/>
+          <w:sz w:val="22"/>
+          <w:szCs w:val="22"/>
+        </w:rPr>
         <w:t>GeoServer / FastAPI</w:t>
       </w:r>
       <w:r>
-        <w:br/>
+        <w:br w:type="textWrapping"/>
+      </w:r>
+      <w:r>
+        <w:rPr>
+          <w:rFonts w:ascii="Cambria" w:hAnsi="Cambria" w:eastAsia="ＭＳ 明朝" w:cs="Cambria" w:asciiTheme="minorHAnsi" w:hAnsiTheme="minorHAnsi" w:eastAsiaTheme="minorEastAsia" w:csTheme="minorBidi"/>
+          <w:sz w:val="22"/>
+          <w:szCs w:val="22"/>
+        </w:rPr>
         <w:t>↓</w:t>
       </w:r>
       <w:r>
-        <w:br/>
+        <w:br w:type="textWrapping"/>
+      </w:r>
+      <w:r>
+        <w:rPr>
+          <w:rFonts w:ascii="Cambria" w:hAnsi="Cambria" w:eastAsia="ＭＳ 明朝" w:cs="Cambria" w:asciiTheme="minorHAnsi" w:hAnsiTheme="minorHAnsi" w:eastAsiaTheme="minorEastAsia" w:csTheme="minorBidi"/>
+          <w:sz w:val="22"/>
+          <w:szCs w:val="22"/>
+        </w:rPr>
         <w:t>React Frontend</w:t>
       </w:r>
       <w:r>
-        <w:br/>
+        <w:br w:type="textWrapping"/>
+      </w:r>
+      <w:r>
+        <w:rPr>
+          <w:rFonts w:ascii="Cambria" w:hAnsi="Cambria" w:eastAsia="ＭＳ 明朝" w:cs="Cambria" w:asciiTheme="minorHAnsi" w:hAnsiTheme="minorHAnsi" w:eastAsiaTheme="minorEastAsia" w:csTheme="minorBidi"/>
+          <w:sz w:val="22"/>
+          <w:szCs w:val="22"/>
+        </w:rPr>
         <w:t>↓</w:t>
       </w:r>
       <w:r>
-        <w:br/>
+        <w:br w:type="textWrapping"/>
+      </w:r>
+      <w:r>
+        <w:rPr>
+          <w:rFonts w:ascii="Cambria" w:hAnsi="Cambria" w:eastAsia="ＭＳ 明朝" w:cs="Cambria" w:asciiTheme="minorHAnsi" w:hAnsiTheme="minorHAnsi" w:eastAsiaTheme="minorEastAsia" w:csTheme="minorBidi"/>
+          <w:sz w:val="22"/>
+          <w:szCs w:val="22"/>
+        </w:rPr>
         <w:t>End User</w:t>
       </w:r>
     </w:p>
@@ -290,35 +694,93 @@
       </w:pPr>
       <w:r>
         <w:lastRenderedPageBreak/>
+        <w:rPr>
+          <w:rFonts w:ascii="Calibri" w:hAnsi="Calibri" w:eastAsia="ＭＳ ゴシック" w:cs="Calibri" w:asciiTheme="majorHAnsi" w:hAnsiTheme="majorHAnsi" w:eastAsiaTheme="majorEastAsia" w:csTheme="majorBidi"/>
+          <w:b/>
+          <w:bCs/>
+          <w:color w:val="365F91" w:themeColor="accent1" w:themeShade="BF"/>
+          <w:sz w:val="28"/>
+          <w:szCs w:val="28"/>
+        </w:rPr>
         <w:t>8. Data Flow</w:t>
       </w:r>
     </w:p>
     <w:p>
-      <w:r>
+      <w:pPr>
+        <w:spacing w:after="200" w:line="276" w:lineRule="auto"/>
+      </w:pPr>
+      <w:r>
+        <w:rPr>
+          <w:rFonts w:ascii="Cambria" w:hAnsi="Cambria" w:eastAsia="ＭＳ 明朝" w:cs="Cambria" w:asciiTheme="minorHAnsi" w:hAnsiTheme="minorHAnsi" w:eastAsiaTheme="minorEastAsia" w:csTheme="minorBidi"/>
+          <w:sz w:val="22"/>
+          <w:szCs w:val="22"/>
+        </w:rPr>
         <w:t>1. User performs an action.</w:t>
       </w:r>
       <w:r>
-        <w:br/>
+        <w:br w:type="textWrapping"/>
+      </w:r>
+      <w:r>
+        <w:rPr>
+          <w:rFonts w:ascii="Cambria" w:hAnsi="Cambria" w:eastAsia="ＭＳ 明朝" w:cs="Cambria" w:asciiTheme="minorHAnsi" w:hAnsiTheme="minorHAnsi" w:eastAsiaTheme="minorEastAsia" w:csTheme="minorBidi"/>
+          <w:sz w:val="22"/>
+          <w:szCs w:val="22"/>
+        </w:rPr>
         <w:t>2. React sends an HTTP request.</w:t>
       </w:r>
       <w:r>
-        <w:br/>
+        <w:br w:type="textWrapping"/>
+      </w:r>
+      <w:r>
+        <w:rPr>
+          <w:rFonts w:ascii="Cambria" w:hAnsi="Cambria" w:eastAsia="ＭＳ 明朝" w:cs="Cambria" w:asciiTheme="minorHAnsi" w:hAnsiTheme="minorHAnsi" w:eastAsiaTheme="minorEastAsia" w:csTheme="minorBidi"/>
+          <w:sz w:val="22"/>
+          <w:szCs w:val="22"/>
+        </w:rPr>
         <w:t>3. FastAPI validates the request.</w:t>
       </w:r>
       <w:r>
-        <w:br/>
+        <w:br w:type="textWrapping"/>
+      </w:r>
+      <w:r>
+        <w:rPr>
+          <w:rFonts w:ascii="Cambria" w:hAnsi="Cambria" w:eastAsia="ＭＳ 明朝" w:cs="Cambria" w:asciiTheme="minorHAnsi" w:hAnsiTheme="minorHAnsi" w:eastAsiaTheme="minorEastAsia" w:csTheme="minorBidi"/>
+          <w:sz w:val="22"/>
+          <w:szCs w:val="22"/>
+        </w:rPr>
         <w:t>4. SQLAlchemy executes SQL/PostGIS queries.</w:t>
       </w:r>
       <w:r>
-        <w:br/>
+        <w:br w:type="textWrapping"/>
+      </w:r>
+      <w:r>
+        <w:rPr>
+          <w:rFonts w:ascii="Cambria" w:hAnsi="Cambria" w:eastAsia="ＭＳ 明朝" w:cs="Cambria" w:asciiTheme="minorHAnsi" w:hAnsiTheme="minorHAnsi" w:eastAsiaTheme="minorEastAsia" w:csTheme="minorBidi"/>
+          <w:sz w:val="22"/>
+          <w:szCs w:val="22"/>
+        </w:rPr>
         <w:t>5. Database returns spatial records.</w:t>
       </w:r>
       <w:r>
-        <w:br/>
+        <w:br w:type="textWrapping"/>
+      </w:r>
+      <w:r>
+        <w:rPr>
+          <w:rFonts w:ascii="Cambria" w:hAnsi="Cambria" w:eastAsia="ＭＳ 明朝" w:cs="Cambria" w:asciiTheme="minorHAnsi" w:hAnsiTheme="minorHAnsi" w:eastAsiaTheme="minorEastAsia" w:csTheme="minorBidi"/>
+          <w:sz w:val="22"/>
+          <w:szCs w:val="22"/>
+        </w:rPr>
         <w:t>6. Backend serializes them into GeoJSON.</w:t>
       </w:r>
       <w:r>
-        <w:br/>
+        <w:br w:type="textWrapping"/>
+      </w:r>
+      <w:r>
+        <w:rPr>
+          <w:rFonts w:ascii="Cambria" w:hAnsi="Cambria" w:eastAsia="ＭＳ 明朝" w:cs="Cambria" w:asciiTheme="minorHAnsi" w:hAnsiTheme="minorHAnsi" w:eastAsiaTheme="minorEastAsia" w:csTheme="minorBidi"/>
+          <w:sz w:val="22"/>
+          <w:szCs w:val="22"/>
+        </w:rPr>
         <w:t>7. Frontend displays results on the map.</w:t>
       </w:r>
     </w:p>
@@ -327,47 +789,126 @@
         <w:pStyle w:val="Heading1"/>
       </w:pPr>
       <w:r>
+        <w:rPr>
+          <w:rFonts w:ascii="Calibri" w:hAnsi="Calibri" w:eastAsia="ＭＳ ゴシック" w:cs="Calibri" w:asciiTheme="majorHAnsi" w:hAnsiTheme="majorHAnsi" w:eastAsiaTheme="majorEastAsia" w:csTheme="majorBidi"/>
+          <w:b/>
+          <w:bCs/>
+          <w:color w:val="365F91" w:themeColor="accent1" w:themeShade="BF"/>
+          <w:sz w:val="28"/>
+          <w:szCs w:val="28"/>
+        </w:rPr>
         <w:t>9. Chosen Technology Stack</w:t>
       </w:r>
     </w:p>
     <w:p>
-      <w:r>
+      <w:pPr>
+        <w:spacing w:after="200" w:line="276" w:lineRule="auto"/>
+      </w:pPr>
+      <w:r>
+        <w:rPr>
+          <w:rFonts w:ascii="Cambria" w:hAnsi="Cambria" w:eastAsia="ＭＳ 明朝" w:cs="Cambria" w:asciiTheme="minorHAnsi" w:hAnsiTheme="minorHAnsi" w:eastAsiaTheme="minorEastAsia" w:csTheme="minorBidi"/>
+          <w:sz w:val="22"/>
+          <w:szCs w:val="22"/>
+        </w:rPr>
         <w:t>Frontend: React + TypeScript</w:t>
       </w:r>
       <w:r>
-        <w:br/>
+        <w:br w:type="textWrapping"/>
+      </w:r>
+      <w:r>
+        <w:rPr>
+          <w:rFonts w:ascii="Cambria" w:hAnsi="Cambria" w:eastAsia="ＭＳ 明朝" w:cs="Cambria" w:asciiTheme="minorHAnsi" w:hAnsiTheme="minorHAnsi" w:eastAsiaTheme="minorEastAsia" w:csTheme="minorBidi"/>
+          <w:sz w:val="22"/>
+          <w:szCs w:val="22"/>
+        </w:rPr>
         <w:t>Styling: Tailwind CSS</w:t>
       </w:r>
       <w:r>
-        <w:br/>
+        <w:br w:type="textWrapping"/>
+      </w:r>
+      <w:r>
+        <w:rPr>
+          <w:rFonts w:ascii="Cambria" w:hAnsi="Cambria" w:eastAsia="ＭＳ 明朝" w:cs="Cambria" w:asciiTheme="minorHAnsi" w:hAnsiTheme="minorHAnsi" w:eastAsiaTheme="minorEastAsia" w:csTheme="minorBidi"/>
+          <w:sz w:val="22"/>
+          <w:szCs w:val="22"/>
+        </w:rPr>
         <w:t>Maps: MapLibre GL (or Leaflet)</w:t>
       </w:r>
       <w:r>
-        <w:br/>
+        <w:br w:type="textWrapping"/>
+      </w:r>
+      <w:r>
+        <w:rPr>
+          <w:rFonts w:ascii="Cambria" w:hAnsi="Cambria" w:eastAsia="ＭＳ 明朝" w:cs="Cambria" w:asciiTheme="minorHAnsi" w:hAnsiTheme="minorHAnsi" w:eastAsiaTheme="minorEastAsia" w:csTheme="minorBidi"/>
+          <w:sz w:val="22"/>
+          <w:szCs w:val="22"/>
+        </w:rPr>
         <w:t>Backend: FastAPI</w:t>
       </w:r>
       <w:r>
-        <w:br/>
+        <w:br w:type="textWrapping"/>
+      </w:r>
+      <w:r>
+        <w:rPr>
+          <w:rFonts w:ascii="Cambria" w:hAnsi="Cambria" w:eastAsia="ＭＳ 明朝" w:cs="Cambria" w:asciiTheme="minorHAnsi" w:hAnsiTheme="minorHAnsi" w:eastAsiaTheme="minorEastAsia" w:csTheme="minorBidi"/>
+          <w:sz w:val="22"/>
+          <w:szCs w:val="22"/>
+        </w:rPr>
         <w:t>ORM: SQLAlchemy</w:t>
       </w:r>
       <w:r>
-        <w:br/>
+        <w:br w:type="textWrapping"/>
+      </w:r>
+      <w:r>
+        <w:rPr>
+          <w:rFonts w:ascii="Cambria" w:hAnsi="Cambria" w:eastAsia="ＭＳ 明朝" w:cs="Cambria" w:asciiTheme="minorHAnsi" w:hAnsiTheme="minorHAnsi" w:eastAsiaTheme="minorEastAsia" w:csTheme="minorBidi"/>
+          <w:sz w:val="22"/>
+          <w:szCs w:val="22"/>
+        </w:rPr>
         <w:t>Database: PostgreSQL + PostGIS</w:t>
       </w:r>
       <w:r>
-        <w:br/>
+        <w:br w:type="textWrapping"/>
+      </w:r>
+      <w:r>
+        <w:rPr>
+          <w:rFonts w:ascii="Cambria" w:hAnsi="Cambria" w:eastAsia="ＭＳ 明朝" w:cs="Cambria" w:asciiTheme="minorHAnsi" w:hAnsiTheme="minorHAnsi" w:eastAsiaTheme="minorEastAsia" w:csTheme="minorBidi"/>
+          <w:sz w:val="22"/>
+          <w:szCs w:val="22"/>
+        </w:rPr>
         <w:t>GIS Server: GeoServer</w:t>
       </w:r>
       <w:r>
-        <w:br/>
+        <w:br w:type="textWrapping"/>
+      </w:r>
+      <w:r>
+        <w:rPr>
+          <w:rFonts w:ascii="Cambria" w:hAnsi="Cambria" w:eastAsia="ＭＳ 明朝" w:cs="Cambria" w:asciiTheme="minorHAnsi" w:hAnsiTheme="minorHAnsi" w:eastAsiaTheme="minorEastAsia" w:csTheme="minorBidi"/>
+          <w:sz w:val="22"/>
+          <w:szCs w:val="22"/>
+        </w:rPr>
         <w:t>Desktop GIS: QGIS</w:t>
       </w:r>
       <w:r>
-        <w:br/>
+        <w:br w:type="textWrapping"/>
+      </w:r>
+      <w:r>
+        <w:rPr>
+          <w:rFonts w:ascii="Cambria" w:hAnsi="Cambria" w:eastAsia="ＭＳ 明朝" w:cs="Cambria" w:asciiTheme="minorHAnsi" w:hAnsiTheme="minorHAnsi" w:eastAsiaTheme="minorEastAsia" w:csTheme="minorBidi"/>
+          <w:sz w:val="22"/>
+          <w:szCs w:val="22"/>
+        </w:rPr>
         <w:t>Deployment: Docker</w:t>
       </w:r>
       <w:r>
-        <w:br/>
+        <w:br w:type="textWrapping"/>
+      </w:r>
+      <w:r>
+        <w:rPr>
+          <w:rFonts w:ascii="Cambria" w:hAnsi="Cambria" w:eastAsia="ＭＳ 明朝" w:cs="Cambria" w:asciiTheme="minorHAnsi" w:hAnsiTheme="minorHAnsi" w:eastAsiaTheme="minorEastAsia" w:csTheme="minorBidi"/>
+          <w:sz w:val="22"/>
+          <w:szCs w:val="22"/>
+        </w:rPr>
         <w:t>Version Control: Git &amp; GitHub</w:t>
       </w:r>
     </w:p>
@@ -376,47 +917,93 @@
         <w:pStyle w:val="Heading1"/>
       </w:pPr>
       <w:r>
+        <w:rPr>
+          <w:rFonts w:ascii="Calibri" w:hAnsi="Calibri" w:eastAsia="ＭＳ ゴシック" w:cs="Calibri" w:asciiTheme="majorHAnsi" w:hAnsiTheme="majorHAnsi" w:eastAsiaTheme="majorEastAsia" w:csTheme="majorBidi"/>
+          <w:b/>
+          <w:bCs/>
+          <w:color w:val="365F91" w:themeColor="accent1" w:themeShade="BF"/>
+          <w:sz w:val="28"/>
+          <w:szCs w:val="28"/>
+        </w:rPr>
         <w:t>10. Weekly Learning Log</w:t>
-      </w:r>
-    </w:p>
-    <w:p>
-      <w:r>
-        <w:t>Week 1</w:t>
-      </w:r>
-      <w:r>
-        <w:br/>
-        <w:t>- Researched modern WebGIS architecture.</w:t>
-      </w:r>
-      <w:r>
-        <w:br/>
-        <w:t>- Compared FastAPI and Node.js.</w:t>
-      </w:r>
-      <w:r>
-        <w:br/>
-        <w:t>- Selected FastAPI.</w:t>
-      </w:r>
-      <w:r>
-        <w:br/>
-        <w:t>- Understood frontend-backend-database communication.</w:t>
-      </w:r>
-      <w:r>
-        <w:br/>
-        <w:t>- Created task tracker and research log.</w:t>
       </w:r>
     </w:p>
     <w:p>
       <w:pPr>
-        <w:pStyle w:val="Heading1"/>
+        <w:spacing w:after="200" w:line="276" w:lineRule="auto"/>
       </w:pPr>
       <w:r>
-        <w:t>11. Notes &amp; Mentor Discussions</w:t>
+        <w:rPr>
+          <w:rFonts w:ascii="Cambria" w:hAnsi="Cambria" w:eastAsia="ＭＳ 明朝" w:cs="Cambria" w:asciiTheme="minorHAnsi" w:hAnsiTheme="minorHAnsi" w:eastAsiaTheme="minorEastAsia" w:csTheme="minorBidi"/>
+          <w:sz w:val="22"/>
+          <w:szCs w:val="22"/>
+        </w:rPr>
+        <w:t>Week 1</w:t>
+      </w:r>
+      <w:r>
+        <w:br w:type="textWrapping"/>
+      </w:r>
+      <w:r>
+        <w:rPr>
+          <w:rFonts w:ascii="Cambria" w:hAnsi="Cambria" w:eastAsia="ＭＳ 明朝" w:cs="Cambria" w:asciiTheme="minorHAnsi" w:hAnsiTheme="minorHAnsi" w:eastAsiaTheme="minorEastAsia" w:csTheme="minorBidi"/>
+          <w:sz w:val="22"/>
+          <w:szCs w:val="22"/>
+        </w:rPr>
+        <w:t>- Researched modern WebGIS architecture.</w:t>
+      </w:r>
+      <w:r>
+        <w:br w:type="textWrapping"/>
+      </w:r>
+      <w:r>
+        <w:rPr>
+          <w:rFonts w:ascii="Cambria" w:hAnsi="Cambria" w:eastAsia="ＭＳ 明朝" w:cs="Cambria" w:asciiTheme="minorHAnsi" w:hAnsiTheme="minorHAnsi" w:eastAsiaTheme="minorEastAsia" w:csTheme="minorBidi"/>
+          <w:sz w:val="22"/>
+          <w:szCs w:val="22"/>
+        </w:rPr>
+        <w:t>- Compared FastAPI and Node.js.</w:t>
+      </w:r>
+      <w:r>
+        <w:br w:type="textWrapping"/>
+      </w:r>
+      <w:r>
+        <w:rPr>
+          <w:rFonts w:ascii="Cambria" w:hAnsi="Cambria" w:eastAsia="ＭＳ 明朝" w:cs="Cambria" w:asciiTheme="minorHAnsi" w:hAnsiTheme="minorHAnsi" w:eastAsiaTheme="minorEastAsia" w:csTheme="minorBidi"/>
+          <w:sz w:val="22"/>
+          <w:szCs w:val="22"/>
+        </w:rPr>
+        <w:t>- Selected FastAPI.</w:t>
+      </w:r>
+      <w:r>
+        <w:br w:type="textWrapping"/>
+      </w:r>
+      <w:r>
+        <w:rPr>
+          <w:rFonts w:ascii="Cambria" w:hAnsi="Cambria" w:eastAsia="ＭＳ 明朝" w:cs="Cambria" w:asciiTheme="minorHAnsi" w:hAnsiTheme="minorHAnsi" w:eastAsiaTheme="minorEastAsia" w:csTheme="minorBidi"/>
+          <w:sz w:val="22"/>
+          <w:szCs w:val="22"/>
+        </w:rPr>
+        <w:t>- Understood frontend-backend-database communication.</w:t>
+      </w:r>
+      <w:r>
+        <w:br w:type="textWrapping"/>
+      </w:r>
+      <w:r>
+        <w:rPr>
+          <w:rFonts w:ascii="Cambria" w:hAnsi="Cambria" w:eastAsia="ＭＳ 明朝" w:cs="Cambria" w:asciiTheme="minorHAnsi" w:hAnsiTheme="minorHAnsi" w:eastAsiaTheme="minorEastAsia" w:csTheme="minorBidi"/>
+          <w:sz w:val="22"/>
+          <w:szCs w:val="22"/>
+        </w:rPr>
+        <w:t>- Created task tracker and research log.</w:t>
       </w:r>
     </w:p>
-    <w:p/>
+    <w:p>
+      <w:pPr>
+        <w:spacing w:after="200" w:line="276" w:lineRule="auto"/>
+      </w:pPr>
+    </w:p>
     <w:sectPr>
       <w:pgSz w:w="12240" w:h="15840"/>
       <w:pgMar w:top="1440" w:right="1800" w:bottom="1440" w:left="1800" w:header="720" w:footer="720" w:gutter="0"/>
-      <w:cols w:space="720"/>
       <w:docGrid w:linePitch="360"/>
     </w:sectPr>
   </w:body>

--- a/research/Internship_Research_Log.docx
+++ b/research/Internship_Research_Log.docx
@@ -9,7 +9,7 @@
       </w:pPr>
       <w:r>
         <w:rPr>
-          <w:rFonts w:ascii="Calibri" w:hAnsi="Calibri" w:eastAsia="ＭＳ ゴシック" w:cs="Calibri" w:asciiTheme="majorHAnsi" w:hAnsiTheme="majorHAnsi" w:eastAsiaTheme="majorEastAsia" w:csTheme="majorBidi"/>
+          <w:rFonts w:ascii="Calibri" w:hAnsi="Calibri" w:eastAsia="ＭＳ ゴシック" w:cs="Calibri" w:asciiTheme="majorHAnsi" w:hAnsiTheme="majorHAnsi" w:eastAsiaTheme="majorEastAsia"/>
           <w:color w:val="17365D" w:themeColor="text2" w:themeShade="BF"/>
           <w:spacing w:val="5"/>
           <w:kern w:val="28"/>
@@ -25,7 +25,7 @@
       </w:pPr>
       <w:r>
         <w:rPr>
-          <w:rFonts w:ascii="Calibri" w:hAnsi="Calibri" w:eastAsia="ＭＳ ゴシック" w:cs="Calibri" w:asciiTheme="majorHAnsi" w:hAnsiTheme="majorHAnsi" w:eastAsiaTheme="majorEastAsia" w:csTheme="majorBidi"/>
+          <w:rFonts w:ascii="Calibri" w:hAnsi="Calibri" w:eastAsia="ＭＳ ゴシック" w:cs="Calibri" w:asciiTheme="majorHAnsi" w:hAnsiTheme="majorHAnsi" w:eastAsiaTheme="majorEastAsia"/>
           <w:b/>
           <w:bCs/>
           <w:color w:val="365F91" w:themeColor="accent1" w:themeShade="BF"/>
@@ -41,7 +41,7 @@
       </w:pPr>
       <w:r>
         <w:rPr>
-          <w:rFonts w:ascii="Cambria" w:hAnsi="Cambria" w:eastAsia="ＭＳ 明朝" w:cs="Cambria" w:asciiTheme="minorHAnsi" w:hAnsiTheme="minorHAnsi" w:eastAsiaTheme="minorEastAsia" w:csTheme="minorBidi"/>
+          <w:rFonts w:ascii="Cambria" w:hAnsi="Cambria" w:eastAsia="ＭＳ 明朝" w:cs="Cambria" w:asciiTheme="minorHAnsi" w:hAnsiTheme="minorHAnsi" w:eastAsiaTheme="minorEastAsia"/>
           <w:sz w:val="22"/>
           <w:szCs w:val="22"/>
         </w:rPr>
@@ -54,7 +54,7 @@
       </w:pPr>
       <w:r>
         <w:rPr>
-          <w:rFonts w:ascii="Calibri" w:hAnsi="Calibri" w:eastAsia="ＭＳ ゴシック" w:cs="Calibri" w:asciiTheme="majorHAnsi" w:hAnsiTheme="majorHAnsi" w:eastAsiaTheme="majorEastAsia" w:csTheme="majorBidi"/>
+          <w:rFonts w:ascii="Calibri" w:hAnsi="Calibri" w:eastAsia="ＭＳ ゴシック" w:cs="Calibri" w:asciiTheme="majorHAnsi" w:hAnsiTheme="majorHAnsi" w:eastAsiaTheme="majorEastAsia"/>
           <w:b/>
           <w:bCs/>
           <w:color w:val="365F91" w:themeColor="accent1" w:themeShade="BF"/>
@@ -70,7 +70,7 @@
       </w:pPr>
       <w:r>
         <w:rPr>
-          <w:rFonts w:ascii="Cambria" w:hAnsi="Cambria" w:eastAsia="ＭＳ 明朝" w:cs="Cambria" w:asciiTheme="minorHAnsi" w:hAnsiTheme="minorHAnsi" w:eastAsiaTheme="minorEastAsia" w:csTheme="minorBidi"/>
+          <w:rFonts w:ascii="Cambria" w:hAnsi="Cambria" w:eastAsia="ＭＳ 明朝" w:cs="Cambria" w:asciiTheme="minorHAnsi" w:hAnsiTheme="minorHAnsi" w:eastAsiaTheme="minorEastAsia"/>
           <w:sz w:val="22"/>
           <w:szCs w:val="22"/>
         </w:rPr>
@@ -81,7 +81,7 @@
       </w:r>
       <w:r>
         <w:rPr>
-          <w:rFonts w:ascii="Cambria" w:hAnsi="Cambria" w:eastAsia="ＭＳ 明朝" w:cs="Cambria" w:asciiTheme="minorHAnsi" w:hAnsiTheme="minorHAnsi" w:eastAsiaTheme="minorEastAsia" w:csTheme="minorBidi"/>
+          <w:rFonts w:ascii="Cambria" w:hAnsi="Cambria" w:eastAsia="ＭＳ 明朝" w:cs="Cambria" w:asciiTheme="minorHAnsi" w:hAnsiTheme="minorHAnsi" w:eastAsiaTheme="minorEastAsia"/>
           <w:sz w:val="22"/>
           <w:szCs w:val="22"/>
         </w:rPr>
@@ -92,7 +92,7 @@
       </w:r>
       <w:r>
         <w:rPr>
-          <w:rFonts w:ascii="Cambria" w:hAnsi="Cambria" w:eastAsia="ＭＳ 明朝" w:cs="Cambria" w:asciiTheme="minorHAnsi" w:hAnsiTheme="minorHAnsi" w:eastAsiaTheme="minorEastAsia" w:csTheme="minorBidi"/>
+          <w:rFonts w:ascii="Cambria" w:hAnsi="Cambria" w:eastAsia="ＭＳ 明朝" w:cs="Cambria" w:asciiTheme="minorHAnsi" w:hAnsiTheme="minorHAnsi" w:eastAsiaTheme="minorEastAsia"/>
           <w:sz w:val="22"/>
           <w:szCs w:val="22"/>
         </w:rPr>
@@ -103,7 +103,7 @@
       </w:r>
       <w:r>
         <w:rPr>
-          <w:rFonts w:ascii="Cambria" w:hAnsi="Cambria" w:eastAsia="ＭＳ 明朝" w:cs="Cambria" w:asciiTheme="minorHAnsi" w:hAnsiTheme="minorHAnsi" w:eastAsiaTheme="minorEastAsia" w:csTheme="minorBidi"/>
+          <w:rFonts w:ascii="Cambria" w:hAnsi="Cambria" w:eastAsia="ＭＳ 明朝" w:cs="Cambria" w:asciiTheme="minorHAnsi" w:hAnsiTheme="minorHAnsi" w:eastAsiaTheme="minorEastAsia"/>
           <w:sz w:val="22"/>
           <w:szCs w:val="22"/>
         </w:rPr>
@@ -114,7 +114,7 @@
       </w:r>
       <w:r>
         <w:rPr>
-          <w:rFonts w:ascii="Cambria" w:hAnsi="Cambria" w:eastAsia="ＭＳ 明朝" w:cs="Cambria" w:asciiTheme="minorHAnsi" w:hAnsiTheme="minorHAnsi" w:eastAsiaTheme="minorEastAsia" w:csTheme="minorBidi"/>
+          <w:rFonts w:ascii="Cambria" w:hAnsi="Cambria" w:eastAsia="ＭＳ 明朝" w:cs="Cambria" w:asciiTheme="minorHAnsi" w:hAnsiTheme="minorHAnsi" w:eastAsiaTheme="minorEastAsia"/>
           <w:sz w:val="22"/>
           <w:szCs w:val="22"/>
         </w:rPr>
@@ -125,7 +125,7 @@
       </w:r>
       <w:r>
         <w:rPr>
-          <w:rFonts w:ascii="Cambria" w:hAnsi="Cambria" w:eastAsia="ＭＳ 明朝" w:cs="Cambria" w:asciiTheme="minorHAnsi" w:hAnsiTheme="minorHAnsi" w:eastAsiaTheme="minorEastAsia" w:csTheme="minorBidi"/>
+          <w:rFonts w:ascii="Cambria" w:hAnsi="Cambria" w:eastAsia="ＭＳ 明朝" w:cs="Cambria" w:asciiTheme="minorHAnsi" w:hAnsiTheme="minorHAnsi" w:eastAsiaTheme="minorEastAsia"/>
           <w:sz w:val="22"/>
           <w:szCs w:val="22"/>
         </w:rPr>
@@ -136,7 +136,7 @@
       </w:r>
       <w:r>
         <w:rPr>
-          <w:rFonts w:ascii="Cambria" w:hAnsi="Cambria" w:eastAsia="ＭＳ 明朝" w:cs="Cambria" w:asciiTheme="minorHAnsi" w:hAnsiTheme="minorHAnsi" w:eastAsiaTheme="minorEastAsia" w:csTheme="minorBidi"/>
+          <w:rFonts w:ascii="Cambria" w:hAnsi="Cambria" w:eastAsia="ＭＳ 明朝" w:cs="Cambria" w:asciiTheme="minorHAnsi" w:hAnsiTheme="minorHAnsi" w:eastAsiaTheme="minorEastAsia"/>
           <w:sz w:val="22"/>
           <w:szCs w:val="22"/>
         </w:rPr>
@@ -150,7 +150,7 @@
       </w:r>
       <w:r>
         <w:rPr>
-          <w:rFonts w:ascii="Cambria" w:hAnsi="Cambria" w:eastAsia="ＭＳ 明朝" w:cs="Cambria" w:asciiTheme="minorHAnsi" w:hAnsiTheme="minorHAnsi" w:eastAsiaTheme="minorEastAsia" w:csTheme="minorBidi"/>
+          <w:rFonts w:ascii="Cambria" w:hAnsi="Cambria" w:eastAsia="ＭＳ 明朝" w:cs="Cambria" w:asciiTheme="minorHAnsi" w:hAnsiTheme="minorHAnsi" w:eastAsiaTheme="minorEastAsia"/>
           <w:sz w:val="22"/>
           <w:szCs w:val="22"/>
         </w:rPr>
@@ -161,7 +161,7 @@
       </w:r>
       <w:r>
         <w:rPr>
-          <w:rFonts w:ascii="Cambria" w:hAnsi="Cambria" w:eastAsia="ＭＳ 明朝" w:cs="Cambria" w:asciiTheme="minorHAnsi" w:hAnsiTheme="minorHAnsi" w:eastAsiaTheme="minorEastAsia" w:csTheme="minorBidi"/>
+          <w:rFonts w:ascii="Cambria" w:hAnsi="Cambria" w:eastAsia="ＭＳ 明朝" w:cs="Cambria" w:asciiTheme="minorHAnsi" w:hAnsiTheme="minorHAnsi" w:eastAsiaTheme="minorEastAsia"/>
           <w:sz w:val="22"/>
           <w:szCs w:val="22"/>
         </w:rPr>
@@ -174,7 +174,7 @@
       </w:pPr>
       <w:r>
         <w:rPr>
-          <w:rFonts w:ascii="Calibri" w:hAnsi="Calibri" w:eastAsia="ＭＳ ゴシック" w:cs="Calibri" w:asciiTheme="majorHAnsi" w:hAnsiTheme="majorHAnsi" w:eastAsiaTheme="majorEastAsia" w:csTheme="majorBidi"/>
+          <w:rFonts w:ascii="Calibri" w:hAnsi="Calibri" w:eastAsia="ＭＳ ゴシック" w:cs="Calibri" w:asciiTheme="majorHAnsi" w:hAnsiTheme="majorHAnsi" w:eastAsiaTheme="majorEastAsia"/>
           <w:b/>
           <w:bCs/>
           <w:color w:val="365F91" w:themeColor="accent1" w:themeShade="BF"/>
@@ -190,7 +190,7 @@
       </w:pPr>
       <w:r>
         <w:rPr>
-          <w:rFonts w:ascii="Cambria" w:hAnsi="Cambria" w:eastAsia="ＭＳ 明朝" w:cs="Cambria" w:asciiTheme="minorHAnsi" w:hAnsiTheme="minorHAnsi" w:eastAsiaTheme="minorEastAsia" w:csTheme="minorBidi"/>
+          <w:rFonts w:ascii="Cambria" w:hAnsi="Cambria" w:eastAsia="ＭＳ 明朝" w:cs="Cambria" w:asciiTheme="minorHAnsi" w:hAnsiTheme="minorHAnsi" w:eastAsiaTheme="minorEastAsia"/>
           <w:sz w:val="22"/>
           <w:szCs w:val="22"/>
         </w:rPr>
@@ -201,7 +201,7 @@
       </w:r>
       <w:r>
         <w:rPr>
-          <w:rFonts w:ascii="Cambria" w:hAnsi="Cambria" w:eastAsia="ＭＳ 明朝" w:cs="Cambria" w:asciiTheme="minorHAnsi" w:hAnsiTheme="minorHAnsi" w:eastAsiaTheme="minorEastAsia" w:csTheme="minorBidi"/>
+          <w:rFonts w:ascii="Cambria" w:hAnsi="Cambria" w:eastAsia="ＭＳ 明朝" w:cs="Cambria" w:asciiTheme="minorHAnsi" w:hAnsiTheme="minorHAnsi" w:eastAsiaTheme="minorEastAsia"/>
           <w:sz w:val="22"/>
           <w:szCs w:val="22"/>
         </w:rPr>
@@ -212,7 +212,7 @@
       </w:r>
       <w:r>
         <w:rPr>
-          <w:rFonts w:ascii="Cambria" w:hAnsi="Cambria" w:eastAsia="ＭＳ 明朝" w:cs="Cambria" w:asciiTheme="minorHAnsi" w:hAnsiTheme="minorHAnsi" w:eastAsiaTheme="minorEastAsia" w:csTheme="minorBidi"/>
+          <w:rFonts w:ascii="Cambria" w:hAnsi="Cambria" w:eastAsia="ＭＳ 明朝" w:cs="Cambria" w:asciiTheme="minorHAnsi" w:hAnsiTheme="minorHAnsi" w:eastAsiaTheme="minorEastAsia"/>
           <w:sz w:val="22"/>
           <w:szCs w:val="22"/>
         </w:rPr>
@@ -223,7 +223,7 @@
       </w:r>
       <w:r>
         <w:rPr>
-          <w:rFonts w:ascii="Cambria" w:hAnsi="Cambria" w:eastAsia="ＭＳ 明朝" w:cs="Cambria" w:asciiTheme="minorHAnsi" w:hAnsiTheme="minorHAnsi" w:eastAsiaTheme="minorEastAsia" w:csTheme="minorBidi"/>
+          <w:rFonts w:ascii="Cambria" w:hAnsi="Cambria" w:eastAsia="ＭＳ 明朝" w:cs="Cambria" w:asciiTheme="minorHAnsi" w:hAnsiTheme="minorHAnsi" w:eastAsiaTheme="minorEastAsia"/>
           <w:sz w:val="22"/>
           <w:szCs w:val="22"/>
         </w:rPr>
@@ -234,7 +234,7 @@
       </w:r>
       <w:r>
         <w:rPr>
-          <w:rFonts w:ascii="Cambria" w:hAnsi="Cambria" w:eastAsia="ＭＳ 明朝" w:cs="Cambria" w:asciiTheme="minorHAnsi" w:hAnsiTheme="minorHAnsi" w:eastAsiaTheme="minorEastAsia" w:csTheme="minorBidi"/>
+          <w:rFonts w:ascii="Cambria" w:hAnsi="Cambria" w:eastAsia="ＭＳ 明朝" w:cs="Cambria" w:asciiTheme="minorHAnsi" w:hAnsiTheme="minorHAnsi" w:eastAsiaTheme="minorEastAsia"/>
           <w:sz w:val="22"/>
           <w:szCs w:val="22"/>
         </w:rPr>
@@ -245,7 +245,7 @@
       </w:r>
       <w:r>
         <w:rPr>
-          <w:rFonts w:ascii="Cambria" w:hAnsi="Cambria" w:eastAsia="ＭＳ 明朝" w:cs="Cambria" w:asciiTheme="minorHAnsi" w:hAnsiTheme="minorHAnsi" w:eastAsiaTheme="minorEastAsia" w:csTheme="minorBidi"/>
+          <w:rFonts w:ascii="Cambria" w:hAnsi="Cambria" w:eastAsia="ＭＳ 明朝" w:cs="Cambria" w:asciiTheme="minorHAnsi" w:hAnsiTheme="minorHAnsi" w:eastAsiaTheme="minorEastAsia"/>
           <w:sz w:val="22"/>
           <w:szCs w:val="22"/>
         </w:rPr>
@@ -256,7 +256,7 @@
       </w:r>
       <w:r>
         <w:rPr>
-          <w:rFonts w:ascii="Cambria" w:hAnsi="Cambria" w:eastAsia="ＭＳ 明朝" w:cs="Cambria" w:asciiTheme="minorHAnsi" w:hAnsiTheme="minorHAnsi" w:eastAsiaTheme="minorEastAsia" w:csTheme="minorBidi"/>
+          <w:rFonts w:ascii="Cambria" w:hAnsi="Cambria" w:eastAsia="ＭＳ 明朝" w:cs="Cambria" w:asciiTheme="minorHAnsi" w:hAnsiTheme="minorHAnsi" w:eastAsiaTheme="minorEastAsia"/>
           <w:sz w:val="22"/>
           <w:szCs w:val="22"/>
         </w:rPr>
@@ -267,7 +267,7 @@
       </w:r>
       <w:r>
         <w:rPr>
-          <w:rFonts w:ascii="Cambria" w:hAnsi="Cambria" w:eastAsia="ＭＳ 明朝" w:cs="Cambria" w:asciiTheme="minorHAnsi" w:hAnsiTheme="minorHAnsi" w:eastAsiaTheme="minorEastAsia" w:csTheme="minorBidi"/>
+          <w:rFonts w:ascii="Cambria" w:hAnsi="Cambria" w:eastAsia="ＭＳ 明朝" w:cs="Cambria" w:asciiTheme="minorHAnsi" w:hAnsiTheme="minorHAnsi" w:eastAsiaTheme="minorEastAsia"/>
           <w:sz w:val="22"/>
           <w:szCs w:val="22"/>
         </w:rPr>
@@ -281,7 +281,7 @@
       </w:r>
       <w:r>
         <w:rPr>
-          <w:rFonts w:ascii="Cambria" w:hAnsi="Cambria" w:eastAsia="ＭＳ 明朝" w:cs="Cambria" w:asciiTheme="minorHAnsi" w:hAnsiTheme="minorHAnsi" w:eastAsiaTheme="minorEastAsia" w:csTheme="minorBidi"/>
+          <w:rFonts w:ascii="Cambria" w:hAnsi="Cambria" w:eastAsia="ＭＳ 明朝" w:cs="Cambria" w:asciiTheme="minorHAnsi" w:hAnsiTheme="minorHAnsi" w:eastAsiaTheme="minorEastAsia"/>
           <w:sz w:val="22"/>
           <w:szCs w:val="22"/>
         </w:rPr>
@@ -294,7 +294,7 @@
       </w:pPr>
       <w:r>
         <w:rPr>
-          <w:rFonts w:ascii="Calibri" w:hAnsi="Calibri" w:eastAsia="ＭＳ ゴシック" w:cs="Calibri" w:asciiTheme="majorHAnsi" w:hAnsiTheme="majorHAnsi" w:eastAsiaTheme="majorEastAsia" w:csTheme="majorBidi"/>
+          <w:rFonts w:ascii="Calibri" w:hAnsi="Calibri" w:eastAsia="ＭＳ ゴシック" w:cs="Calibri" w:asciiTheme="majorHAnsi" w:hAnsiTheme="majorHAnsi" w:eastAsiaTheme="majorEastAsia"/>
           <w:b/>
           <w:bCs/>
           <w:color w:val="365F91" w:themeColor="accent1" w:themeShade="BF"/>
@@ -310,7 +310,7 @@
       </w:pPr>
       <w:r>
         <w:rPr>
-          <w:rFonts w:ascii="Cambria" w:hAnsi="Cambria" w:eastAsia="ＭＳ 明朝" w:cs="Cambria" w:asciiTheme="minorHAnsi" w:hAnsiTheme="minorHAnsi" w:eastAsiaTheme="minorEastAsia" w:csTheme="minorBidi"/>
+          <w:rFonts w:ascii="Cambria" w:hAnsi="Cambria" w:eastAsia="ＭＳ 明朝" w:cs="Cambria" w:asciiTheme="minorHAnsi" w:hAnsiTheme="minorHAnsi" w:eastAsiaTheme="minorEastAsia"/>
           <w:sz w:val="22"/>
           <w:szCs w:val="22"/>
         </w:rPr>
@@ -321,7 +321,7 @@
       </w:r>
       <w:r>
         <w:rPr>
-          <w:rFonts w:ascii="Cambria" w:hAnsi="Cambria" w:eastAsia="ＭＳ 明朝" w:cs="Cambria" w:asciiTheme="minorHAnsi" w:hAnsiTheme="minorHAnsi" w:eastAsiaTheme="minorEastAsia" w:csTheme="minorBidi"/>
+          <w:rFonts w:ascii="Cambria" w:hAnsi="Cambria" w:eastAsia="ＭＳ 明朝" w:cs="Cambria" w:asciiTheme="minorHAnsi" w:hAnsiTheme="minorHAnsi" w:eastAsiaTheme="minorEastAsia"/>
           <w:sz w:val="22"/>
           <w:szCs w:val="22"/>
         </w:rPr>
@@ -335,7 +335,7 @@
       </w:r>
       <w:r>
         <w:rPr>
-          <w:rFonts w:ascii="Cambria" w:hAnsi="Cambria" w:eastAsia="ＭＳ 明朝" w:cs="Cambria" w:asciiTheme="minorHAnsi" w:hAnsiTheme="minorHAnsi" w:eastAsiaTheme="minorEastAsia" w:csTheme="minorBidi"/>
+          <w:rFonts w:ascii="Cambria" w:hAnsi="Cambria" w:eastAsia="ＭＳ 明朝" w:cs="Cambria" w:asciiTheme="minorHAnsi" w:hAnsiTheme="minorHAnsi" w:eastAsiaTheme="minorEastAsia"/>
           <w:sz w:val="22"/>
           <w:szCs w:val="22"/>
         </w:rPr>
@@ -346,7 +346,7 @@
       </w:r>
       <w:r>
         <w:rPr>
-          <w:rFonts w:ascii="Cambria" w:hAnsi="Cambria" w:eastAsia="ＭＳ 明朝" w:cs="Cambria" w:asciiTheme="minorHAnsi" w:hAnsiTheme="minorHAnsi" w:eastAsiaTheme="minorEastAsia" w:csTheme="minorBidi"/>
+          <w:rFonts w:ascii="Cambria" w:hAnsi="Cambria" w:eastAsia="ＭＳ 明朝" w:cs="Cambria" w:asciiTheme="minorHAnsi" w:hAnsiTheme="minorHAnsi" w:eastAsiaTheme="minorEastAsia"/>
           <w:sz w:val="22"/>
           <w:szCs w:val="22"/>
         </w:rPr>
@@ -357,7 +357,7 @@
       </w:r>
       <w:r>
         <w:rPr>
-          <w:rFonts w:ascii="Cambria" w:hAnsi="Cambria" w:eastAsia="ＭＳ 明朝" w:cs="Cambria" w:asciiTheme="minorHAnsi" w:hAnsiTheme="minorHAnsi" w:eastAsiaTheme="minorEastAsia" w:csTheme="minorBidi"/>
+          <w:rFonts w:ascii="Cambria" w:hAnsi="Cambria" w:eastAsia="ＭＳ 明朝" w:cs="Cambria" w:asciiTheme="minorHAnsi" w:hAnsiTheme="minorHAnsi" w:eastAsiaTheme="minorEastAsia"/>
           <w:sz w:val="22"/>
           <w:szCs w:val="22"/>
         </w:rPr>
@@ -368,7 +368,7 @@
       </w:r>
       <w:r>
         <w:rPr>
-          <w:rFonts w:ascii="Cambria" w:hAnsi="Cambria" w:eastAsia="ＭＳ 明朝" w:cs="Cambria" w:asciiTheme="minorHAnsi" w:hAnsiTheme="minorHAnsi" w:eastAsiaTheme="minorEastAsia" w:csTheme="minorBidi"/>
+          <w:rFonts w:ascii="Cambria" w:hAnsi="Cambria" w:eastAsia="ＭＳ 明朝" w:cs="Cambria" w:asciiTheme="minorHAnsi" w:hAnsiTheme="minorHAnsi" w:eastAsiaTheme="minorEastAsia"/>
           <w:sz w:val="22"/>
           <w:szCs w:val="22"/>
         </w:rPr>
@@ -379,7 +379,7 @@
       </w:r>
       <w:r>
         <w:rPr>
-          <w:rFonts w:ascii="Cambria" w:hAnsi="Cambria" w:eastAsia="ＭＳ 明朝" w:cs="Cambria" w:asciiTheme="minorHAnsi" w:hAnsiTheme="minorHAnsi" w:eastAsiaTheme="minorEastAsia" w:csTheme="minorBidi"/>
+          <w:rFonts w:ascii="Cambria" w:hAnsi="Cambria" w:eastAsia="ＭＳ 明朝" w:cs="Cambria" w:asciiTheme="minorHAnsi" w:hAnsiTheme="minorHAnsi" w:eastAsiaTheme="minorEastAsia"/>
           <w:sz w:val="22"/>
           <w:szCs w:val="22"/>
         </w:rPr>
@@ -393,7 +393,7 @@
       </w:r>
       <w:r>
         <w:rPr>
-          <w:rFonts w:ascii="Cambria" w:hAnsi="Cambria" w:eastAsia="ＭＳ 明朝" w:cs="Cambria" w:asciiTheme="minorHAnsi" w:hAnsiTheme="minorHAnsi" w:eastAsiaTheme="minorEastAsia" w:csTheme="minorBidi"/>
+          <w:rFonts w:ascii="Cambria" w:hAnsi="Cambria" w:eastAsia="ＭＳ 明朝" w:cs="Cambria" w:asciiTheme="minorHAnsi" w:hAnsiTheme="minorHAnsi" w:eastAsiaTheme="minorEastAsia"/>
           <w:sz w:val="22"/>
           <w:szCs w:val="22"/>
         </w:rPr>
@@ -404,7 +404,7 @@
       </w:r>
       <w:r>
         <w:rPr>
-          <w:rFonts w:ascii="Cambria" w:hAnsi="Cambria" w:eastAsia="ＭＳ 明朝" w:cs="Cambria" w:asciiTheme="minorHAnsi" w:hAnsiTheme="minorHAnsi" w:eastAsiaTheme="minorEastAsia" w:csTheme="minorBidi"/>
+          <w:rFonts w:ascii="Cambria" w:hAnsi="Cambria" w:eastAsia="ＭＳ 明朝" w:cs="Cambria" w:asciiTheme="minorHAnsi" w:hAnsiTheme="minorHAnsi" w:eastAsiaTheme="minorEastAsia"/>
           <w:sz w:val="22"/>
           <w:szCs w:val="22"/>
         </w:rPr>
@@ -415,7 +415,7 @@
       </w:r>
       <w:r>
         <w:rPr>
-          <w:rFonts w:ascii="Cambria" w:hAnsi="Cambria" w:eastAsia="ＭＳ 明朝" w:cs="Cambria" w:asciiTheme="minorHAnsi" w:hAnsiTheme="minorHAnsi" w:eastAsiaTheme="minorEastAsia" w:csTheme="minorBidi"/>
+          <w:rFonts w:ascii="Cambria" w:hAnsi="Cambria" w:eastAsia="ＭＳ 明朝" w:cs="Cambria" w:asciiTheme="minorHAnsi" w:hAnsiTheme="minorHAnsi" w:eastAsiaTheme="minorEastAsia"/>
           <w:sz w:val="22"/>
           <w:szCs w:val="22"/>
         </w:rPr>
@@ -426,7 +426,7 @@
       </w:r>
       <w:r>
         <w:rPr>
-          <w:rFonts w:ascii="Cambria" w:hAnsi="Cambria" w:eastAsia="ＭＳ 明朝" w:cs="Cambria" w:asciiTheme="minorHAnsi" w:hAnsiTheme="minorHAnsi" w:eastAsiaTheme="minorEastAsia" w:csTheme="minorBidi"/>
+          <w:rFonts w:ascii="Cambria" w:hAnsi="Cambria" w:eastAsia="ＭＳ 明朝" w:cs="Cambria" w:asciiTheme="minorHAnsi" w:hAnsiTheme="minorHAnsi" w:eastAsiaTheme="minorEastAsia"/>
           <w:sz w:val="22"/>
           <w:szCs w:val="22"/>
         </w:rPr>
@@ -437,7 +437,7 @@
       </w:r>
       <w:r>
         <w:rPr>
-          <w:rFonts w:ascii="Cambria" w:hAnsi="Cambria" w:eastAsia="ＭＳ 明朝" w:cs="Cambria" w:asciiTheme="minorHAnsi" w:hAnsiTheme="minorHAnsi" w:eastAsiaTheme="minorEastAsia" w:csTheme="minorBidi"/>
+          <w:rFonts w:ascii="Cambria" w:hAnsi="Cambria" w:eastAsia="ＭＳ 明朝" w:cs="Cambria" w:asciiTheme="minorHAnsi" w:hAnsiTheme="minorHAnsi" w:eastAsiaTheme="minorEastAsia"/>
           <w:sz w:val="22"/>
           <w:szCs w:val="22"/>
         </w:rPr>
@@ -448,7 +448,7 @@
       </w:r>
       <w:r>
         <w:rPr>
-          <w:rFonts w:ascii="Cambria" w:hAnsi="Cambria" w:eastAsia="ＭＳ 明朝" w:cs="Cambria" w:asciiTheme="minorHAnsi" w:hAnsiTheme="minorHAnsi" w:eastAsiaTheme="minorEastAsia" w:csTheme="minorBidi"/>
+          <w:rFonts w:ascii="Cambria" w:hAnsi="Cambria" w:eastAsia="ＭＳ 明朝" w:cs="Cambria" w:asciiTheme="minorHAnsi" w:hAnsiTheme="minorHAnsi" w:eastAsiaTheme="minorEastAsia"/>
           <w:sz w:val="22"/>
           <w:szCs w:val="22"/>
         </w:rPr>
@@ -462,7 +462,7 @@
       </w:r>
       <w:r>
         <w:rPr>
-          <w:rFonts w:ascii="Cambria" w:hAnsi="Cambria" w:eastAsia="ＭＳ 明朝" w:cs="Cambria" w:asciiTheme="minorHAnsi" w:hAnsiTheme="minorHAnsi" w:eastAsiaTheme="minorEastAsia" w:csTheme="minorBidi"/>
+          <w:rFonts w:ascii="Cambria" w:hAnsi="Cambria" w:eastAsia="ＭＳ 明朝" w:cs="Cambria" w:asciiTheme="minorHAnsi" w:hAnsiTheme="minorHAnsi" w:eastAsiaTheme="minorEastAsia"/>
           <w:sz w:val="22"/>
           <w:szCs w:val="22"/>
         </w:rPr>
@@ -473,7 +473,7 @@
       </w:r>
       <w:r>
         <w:rPr>
-          <w:rFonts w:ascii="Cambria" w:hAnsi="Cambria" w:eastAsia="ＭＳ 明朝" w:cs="Cambria" w:asciiTheme="minorHAnsi" w:hAnsiTheme="minorHAnsi" w:eastAsiaTheme="minorEastAsia" w:csTheme="minorBidi"/>
+          <w:rFonts w:ascii="Cambria" w:hAnsi="Cambria" w:eastAsia="ＭＳ 明朝" w:cs="Cambria" w:asciiTheme="minorHAnsi" w:hAnsiTheme="minorHAnsi" w:eastAsiaTheme="minorEastAsia"/>
           <w:sz w:val="22"/>
           <w:szCs w:val="22"/>
         </w:rPr>
@@ -486,7 +486,7 @@
       </w:pPr>
       <w:r>
         <w:rPr>
-          <w:rFonts w:ascii="Calibri" w:hAnsi="Calibri" w:eastAsia="ＭＳ ゴシック" w:cs="Calibri" w:asciiTheme="majorHAnsi" w:hAnsiTheme="majorHAnsi" w:eastAsiaTheme="majorEastAsia" w:csTheme="majorBidi"/>
+          <w:rFonts w:ascii="Calibri" w:hAnsi="Calibri" w:eastAsia="ＭＳ ゴシック" w:cs="Calibri" w:asciiTheme="majorHAnsi" w:hAnsiTheme="majorHAnsi" w:eastAsiaTheme="majorEastAsia"/>
           <w:b/>
           <w:bCs/>
           <w:color w:val="365F91" w:themeColor="accent1" w:themeShade="BF"/>
@@ -502,7 +502,7 @@
       </w:pPr>
       <w:r>
         <w:rPr>
-          <w:rFonts w:ascii="Cambria" w:hAnsi="Cambria" w:eastAsia="ＭＳ 明朝" w:cs="Cambria" w:asciiTheme="minorHAnsi" w:hAnsiTheme="minorHAnsi" w:eastAsiaTheme="minorEastAsia" w:csTheme="minorBidi"/>
+          <w:rFonts w:ascii="Cambria" w:hAnsi="Cambria" w:eastAsia="ＭＳ 明朝" w:cs="Cambria" w:asciiTheme="minorHAnsi" w:hAnsiTheme="minorHAnsi" w:eastAsiaTheme="minorEastAsia"/>
           <w:sz w:val="22"/>
           <w:szCs w:val="22"/>
         </w:rPr>
@@ -513,7 +513,7 @@
       </w:r>
       <w:r>
         <w:rPr>
-          <w:rFonts w:ascii="Cambria" w:hAnsi="Cambria" w:eastAsia="ＭＳ 明朝" w:cs="Cambria" w:asciiTheme="minorHAnsi" w:hAnsiTheme="minorHAnsi" w:eastAsiaTheme="minorEastAsia" w:csTheme="minorBidi"/>
+          <w:rFonts w:ascii="Cambria" w:hAnsi="Cambria" w:eastAsia="ＭＳ 明朝" w:cs="Cambria" w:asciiTheme="minorHAnsi" w:hAnsiTheme="minorHAnsi" w:eastAsiaTheme="minorEastAsia"/>
           <w:sz w:val="22"/>
           <w:szCs w:val="22"/>
         </w:rPr>
@@ -526,7 +526,7 @@
       </w:pPr>
       <w:r>
         <w:rPr>
-          <w:rFonts w:ascii="Calibri" w:hAnsi="Calibri" w:eastAsia="ＭＳ ゴシック" w:cs="Calibri" w:asciiTheme="majorHAnsi" w:hAnsiTheme="majorHAnsi" w:eastAsiaTheme="majorEastAsia" w:csTheme="majorBidi"/>
+          <w:rFonts w:ascii="Calibri" w:hAnsi="Calibri" w:eastAsia="ＭＳ ゴシック" w:cs="Calibri" w:asciiTheme="majorHAnsi" w:hAnsiTheme="majorHAnsi" w:eastAsiaTheme="majorEastAsia"/>
           <w:b/>
           <w:bCs/>
           <w:color w:val="365F91" w:themeColor="accent1" w:themeShade="BF"/>
@@ -542,7 +542,7 @@
       </w:pPr>
       <w:r>
         <w:rPr>
-          <w:rFonts w:ascii="Cambria" w:hAnsi="Cambria" w:eastAsia="ＭＳ 明朝" w:cs="Cambria" w:asciiTheme="minorHAnsi" w:hAnsiTheme="minorHAnsi" w:eastAsiaTheme="minorEastAsia" w:csTheme="minorBidi"/>
+          <w:rFonts w:ascii="Cambria" w:hAnsi="Cambria" w:eastAsia="ＭＳ 明朝" w:cs="Cambria" w:asciiTheme="minorHAnsi" w:hAnsiTheme="minorHAnsi" w:eastAsiaTheme="minorEastAsia"/>
           <w:sz w:val="22"/>
           <w:szCs w:val="22"/>
         </w:rPr>
@@ -555,7 +555,7 @@
       </w:pPr>
       <w:r>
         <w:rPr>
-          <w:rFonts w:ascii="Calibri" w:hAnsi="Calibri" w:eastAsia="ＭＳ ゴシック" w:cs="Calibri" w:asciiTheme="majorHAnsi" w:hAnsiTheme="majorHAnsi" w:eastAsiaTheme="majorEastAsia" w:csTheme="majorBidi"/>
+          <w:rFonts w:ascii="Calibri" w:hAnsi="Calibri" w:eastAsia="ＭＳ ゴシック" w:cs="Calibri" w:asciiTheme="majorHAnsi" w:hAnsiTheme="majorHAnsi" w:eastAsiaTheme="majorEastAsia"/>
           <w:b/>
           <w:bCs/>
           <w:color w:val="365F91" w:themeColor="accent1" w:themeShade="BF"/>
@@ -571,7 +571,7 @@
       </w:pPr>
       <w:r>
         <w:rPr>
-          <w:rFonts w:ascii="Cambria" w:hAnsi="Cambria" w:eastAsia="ＭＳ 明朝" w:cs="Cambria" w:asciiTheme="minorHAnsi" w:hAnsiTheme="minorHAnsi" w:eastAsiaTheme="minorEastAsia" w:csTheme="minorBidi"/>
+          <w:rFonts w:ascii="Cambria" w:hAnsi="Cambria" w:eastAsia="ＭＳ 明朝" w:cs="Cambria" w:asciiTheme="minorHAnsi" w:hAnsiTheme="minorHAnsi" w:eastAsiaTheme="minorEastAsia"/>
           <w:sz w:val="22"/>
           <w:szCs w:val="22"/>
         </w:rPr>
@@ -582,7 +582,7 @@
       </w:r>
       <w:r>
         <w:rPr>
-          <w:rFonts w:ascii="Cambria" w:hAnsi="Cambria" w:eastAsia="ＭＳ 明朝" w:cs="Cambria" w:asciiTheme="minorHAnsi" w:hAnsiTheme="minorHAnsi" w:eastAsiaTheme="minorEastAsia" w:csTheme="minorBidi"/>
+          <w:rFonts w:ascii="Cambria" w:hAnsi="Cambria" w:eastAsia="ＭＳ 明朝" w:cs="Cambria" w:asciiTheme="minorHAnsi" w:hAnsiTheme="minorHAnsi" w:eastAsiaTheme="minorEastAsia"/>
           <w:sz w:val="22"/>
           <w:szCs w:val="22"/>
         </w:rPr>
@@ -593,7 +593,7 @@
       </w:r>
       <w:r>
         <w:rPr>
-          <w:rFonts w:ascii="Cambria" w:hAnsi="Cambria" w:eastAsia="ＭＳ 明朝" w:cs="Cambria" w:asciiTheme="minorHAnsi" w:hAnsiTheme="minorHAnsi" w:eastAsiaTheme="minorEastAsia" w:csTheme="minorBidi"/>
+          <w:rFonts w:ascii="Cambria" w:hAnsi="Cambria" w:eastAsia="ＭＳ 明朝" w:cs="Cambria" w:asciiTheme="minorHAnsi" w:hAnsiTheme="minorHAnsi" w:eastAsiaTheme="minorEastAsia"/>
           <w:sz w:val="22"/>
           <w:szCs w:val="22"/>
         </w:rPr>
@@ -604,7 +604,7 @@
       </w:r>
       <w:r>
         <w:rPr>
-          <w:rFonts w:ascii="Cambria" w:hAnsi="Cambria" w:eastAsia="ＭＳ 明朝" w:cs="Cambria" w:asciiTheme="minorHAnsi" w:hAnsiTheme="minorHAnsi" w:eastAsiaTheme="minorEastAsia" w:csTheme="minorBidi"/>
+          <w:rFonts w:ascii="Cambria" w:hAnsi="Cambria" w:eastAsia="ＭＳ 明朝" w:cs="Cambria" w:asciiTheme="minorHAnsi" w:hAnsiTheme="minorHAnsi" w:eastAsiaTheme="minorEastAsia"/>
           <w:sz w:val="22"/>
           <w:szCs w:val="22"/>
         </w:rPr>
@@ -615,7 +615,7 @@
       </w:r>
       <w:r>
         <w:rPr>
-          <w:rFonts w:ascii="Cambria" w:hAnsi="Cambria" w:eastAsia="ＭＳ 明朝" w:cs="Cambria" w:asciiTheme="minorHAnsi" w:hAnsiTheme="minorHAnsi" w:eastAsiaTheme="minorEastAsia" w:csTheme="minorBidi"/>
+          <w:rFonts w:ascii="Cambria" w:hAnsi="Cambria" w:eastAsia="ＭＳ 明朝" w:cs="Cambria" w:asciiTheme="minorHAnsi" w:hAnsiTheme="minorHAnsi" w:eastAsiaTheme="minorEastAsia"/>
           <w:sz w:val="22"/>
           <w:szCs w:val="22"/>
         </w:rPr>
@@ -626,7 +626,7 @@
       </w:r>
       <w:r>
         <w:rPr>
-          <w:rFonts w:ascii="Cambria" w:hAnsi="Cambria" w:eastAsia="ＭＳ 明朝" w:cs="Cambria" w:asciiTheme="minorHAnsi" w:hAnsiTheme="minorHAnsi" w:eastAsiaTheme="minorEastAsia" w:csTheme="minorBidi"/>
+          <w:rFonts w:ascii="Cambria" w:hAnsi="Cambria" w:eastAsia="ＭＳ 明朝" w:cs="Cambria" w:asciiTheme="minorHAnsi" w:hAnsiTheme="minorHAnsi" w:eastAsiaTheme="minorEastAsia"/>
           <w:sz w:val="22"/>
           <w:szCs w:val="22"/>
         </w:rPr>
@@ -637,7 +637,7 @@
       </w:r>
       <w:r>
         <w:rPr>
-          <w:rFonts w:ascii="Cambria" w:hAnsi="Cambria" w:eastAsia="ＭＳ 明朝" w:cs="Cambria" w:asciiTheme="minorHAnsi" w:hAnsiTheme="minorHAnsi" w:eastAsiaTheme="minorEastAsia" w:csTheme="minorBidi"/>
+          <w:rFonts w:ascii="Cambria" w:hAnsi="Cambria" w:eastAsia="ＭＳ 明朝" w:cs="Cambria" w:asciiTheme="minorHAnsi" w:hAnsiTheme="minorHAnsi" w:eastAsiaTheme="minorEastAsia"/>
           <w:sz w:val="22"/>
           <w:szCs w:val="22"/>
         </w:rPr>
@@ -648,7 +648,7 @@
       </w:r>
       <w:r>
         <w:rPr>
-          <w:rFonts w:ascii="Cambria" w:hAnsi="Cambria" w:eastAsia="ＭＳ 明朝" w:cs="Cambria" w:asciiTheme="minorHAnsi" w:hAnsiTheme="minorHAnsi" w:eastAsiaTheme="minorEastAsia" w:csTheme="minorBidi"/>
+          <w:rFonts w:ascii="Cambria" w:hAnsi="Cambria" w:eastAsia="ＭＳ 明朝" w:cs="Cambria" w:asciiTheme="minorHAnsi" w:hAnsiTheme="minorHAnsi" w:eastAsiaTheme="minorEastAsia"/>
           <w:sz w:val="22"/>
           <w:szCs w:val="22"/>
         </w:rPr>
@@ -659,7 +659,7 @@
       </w:r>
       <w:r>
         <w:rPr>
-          <w:rFonts w:ascii="Cambria" w:hAnsi="Cambria" w:eastAsia="ＭＳ 明朝" w:cs="Cambria" w:asciiTheme="minorHAnsi" w:hAnsiTheme="minorHAnsi" w:eastAsiaTheme="minorEastAsia" w:csTheme="minorBidi"/>
+          <w:rFonts w:ascii="Cambria" w:hAnsi="Cambria" w:eastAsia="ＭＳ 明朝" w:cs="Cambria" w:asciiTheme="minorHAnsi" w:hAnsiTheme="minorHAnsi" w:eastAsiaTheme="minorEastAsia"/>
           <w:sz w:val="22"/>
           <w:szCs w:val="22"/>
         </w:rPr>
@@ -670,7 +670,7 @@
       </w:r>
       <w:r>
         <w:rPr>
-          <w:rFonts w:ascii="Cambria" w:hAnsi="Cambria" w:eastAsia="ＭＳ 明朝" w:cs="Cambria" w:asciiTheme="minorHAnsi" w:hAnsiTheme="minorHAnsi" w:eastAsiaTheme="minorEastAsia" w:csTheme="minorBidi"/>
+          <w:rFonts w:ascii="Cambria" w:hAnsi="Cambria" w:eastAsia="ＭＳ 明朝" w:cs="Cambria" w:asciiTheme="minorHAnsi" w:hAnsiTheme="minorHAnsi" w:eastAsiaTheme="minorEastAsia"/>
           <w:sz w:val="22"/>
           <w:szCs w:val="22"/>
         </w:rPr>
@@ -681,7 +681,7 @@
       </w:r>
       <w:r>
         <w:rPr>
-          <w:rFonts w:ascii="Cambria" w:hAnsi="Cambria" w:eastAsia="ＭＳ 明朝" w:cs="Cambria" w:asciiTheme="minorHAnsi" w:hAnsiTheme="minorHAnsi" w:eastAsiaTheme="minorEastAsia" w:csTheme="minorBidi"/>
+          <w:rFonts w:ascii="Cambria" w:hAnsi="Cambria" w:eastAsia="ＭＳ 明朝" w:cs="Cambria" w:asciiTheme="minorHAnsi" w:hAnsiTheme="minorHAnsi" w:eastAsiaTheme="minorEastAsia"/>
           <w:sz w:val="22"/>
           <w:szCs w:val="22"/>
         </w:rPr>
@@ -695,7 +695,7 @@
       <w:r>
         <w:lastRenderedPageBreak/>
         <w:rPr>
-          <w:rFonts w:ascii="Calibri" w:hAnsi="Calibri" w:eastAsia="ＭＳ ゴシック" w:cs="Calibri" w:asciiTheme="majorHAnsi" w:hAnsiTheme="majorHAnsi" w:eastAsiaTheme="majorEastAsia" w:csTheme="majorBidi"/>
+          <w:rFonts w:ascii="Calibri" w:hAnsi="Calibri" w:eastAsia="ＭＳ ゴシック" w:cs="Calibri" w:asciiTheme="majorHAnsi" w:hAnsiTheme="majorHAnsi" w:eastAsiaTheme="majorEastAsia"/>
           <w:b/>
           <w:bCs/>
           <w:color w:val="365F91" w:themeColor="accent1" w:themeShade="BF"/>
@@ -711,7 +711,7 @@
       </w:pPr>
       <w:r>
         <w:rPr>
-          <w:rFonts w:ascii="Cambria" w:hAnsi="Cambria" w:eastAsia="ＭＳ 明朝" w:cs="Cambria" w:asciiTheme="minorHAnsi" w:hAnsiTheme="minorHAnsi" w:eastAsiaTheme="minorEastAsia" w:csTheme="minorBidi"/>
+          <w:rFonts w:ascii="Cambria" w:hAnsi="Cambria" w:eastAsia="ＭＳ 明朝" w:cs="Cambria" w:asciiTheme="minorHAnsi" w:hAnsiTheme="minorHAnsi" w:eastAsiaTheme="minorEastAsia"/>
           <w:sz w:val="22"/>
           <w:szCs w:val="22"/>
         </w:rPr>
@@ -722,7 +722,7 @@
       </w:r>
       <w:r>
         <w:rPr>
-          <w:rFonts w:ascii="Cambria" w:hAnsi="Cambria" w:eastAsia="ＭＳ 明朝" w:cs="Cambria" w:asciiTheme="minorHAnsi" w:hAnsiTheme="minorHAnsi" w:eastAsiaTheme="minorEastAsia" w:csTheme="minorBidi"/>
+          <w:rFonts w:ascii="Cambria" w:hAnsi="Cambria" w:eastAsia="ＭＳ 明朝" w:cs="Cambria" w:asciiTheme="minorHAnsi" w:hAnsiTheme="minorHAnsi" w:eastAsiaTheme="minorEastAsia"/>
           <w:sz w:val="22"/>
           <w:szCs w:val="22"/>
         </w:rPr>
@@ -733,7 +733,7 @@
       </w:r>
       <w:r>
         <w:rPr>
-          <w:rFonts w:ascii="Cambria" w:hAnsi="Cambria" w:eastAsia="ＭＳ 明朝" w:cs="Cambria" w:asciiTheme="minorHAnsi" w:hAnsiTheme="minorHAnsi" w:eastAsiaTheme="minorEastAsia" w:csTheme="minorBidi"/>
+          <w:rFonts w:ascii="Cambria" w:hAnsi="Cambria" w:eastAsia="ＭＳ 明朝" w:cs="Cambria" w:asciiTheme="minorHAnsi" w:hAnsiTheme="minorHAnsi" w:eastAsiaTheme="minorEastAsia"/>
           <w:sz w:val="22"/>
           <w:szCs w:val="22"/>
         </w:rPr>
@@ -744,7 +744,7 @@
       </w:r>
       <w:r>
         <w:rPr>
-          <w:rFonts w:ascii="Cambria" w:hAnsi="Cambria" w:eastAsia="ＭＳ 明朝" w:cs="Cambria" w:asciiTheme="minorHAnsi" w:hAnsiTheme="minorHAnsi" w:eastAsiaTheme="minorEastAsia" w:csTheme="minorBidi"/>
+          <w:rFonts w:ascii="Cambria" w:hAnsi="Cambria" w:eastAsia="ＭＳ 明朝" w:cs="Cambria" w:asciiTheme="minorHAnsi" w:hAnsiTheme="minorHAnsi" w:eastAsiaTheme="minorEastAsia"/>
           <w:sz w:val="22"/>
           <w:szCs w:val="22"/>
         </w:rPr>
@@ -755,7 +755,7 @@
       </w:r>
       <w:r>
         <w:rPr>
-          <w:rFonts w:ascii="Cambria" w:hAnsi="Cambria" w:eastAsia="ＭＳ 明朝" w:cs="Cambria" w:asciiTheme="minorHAnsi" w:hAnsiTheme="minorHAnsi" w:eastAsiaTheme="minorEastAsia" w:csTheme="minorBidi"/>
+          <w:rFonts w:ascii="Cambria" w:hAnsi="Cambria" w:eastAsia="ＭＳ 明朝" w:cs="Cambria" w:asciiTheme="minorHAnsi" w:hAnsiTheme="minorHAnsi" w:eastAsiaTheme="minorEastAsia"/>
           <w:sz w:val="22"/>
           <w:szCs w:val="22"/>
         </w:rPr>
@@ -766,7 +766,7 @@
       </w:r>
       <w:r>
         <w:rPr>
-          <w:rFonts w:ascii="Cambria" w:hAnsi="Cambria" w:eastAsia="ＭＳ 明朝" w:cs="Cambria" w:asciiTheme="minorHAnsi" w:hAnsiTheme="minorHAnsi" w:eastAsiaTheme="minorEastAsia" w:csTheme="minorBidi"/>
+          <w:rFonts w:ascii="Cambria" w:hAnsi="Cambria" w:eastAsia="ＭＳ 明朝" w:cs="Cambria" w:asciiTheme="minorHAnsi" w:hAnsiTheme="minorHAnsi" w:eastAsiaTheme="minorEastAsia"/>
           <w:sz w:val="22"/>
           <w:szCs w:val="22"/>
         </w:rPr>
@@ -777,7 +777,7 @@
       </w:r>
       <w:r>
         <w:rPr>
-          <w:rFonts w:ascii="Cambria" w:hAnsi="Cambria" w:eastAsia="ＭＳ 明朝" w:cs="Cambria" w:asciiTheme="minorHAnsi" w:hAnsiTheme="minorHAnsi" w:eastAsiaTheme="minorEastAsia" w:csTheme="minorBidi"/>
+          <w:rFonts w:ascii="Cambria" w:hAnsi="Cambria" w:eastAsia="ＭＳ 明朝" w:cs="Cambria" w:asciiTheme="minorHAnsi" w:hAnsiTheme="minorHAnsi" w:eastAsiaTheme="minorEastAsia"/>
           <w:sz w:val="22"/>
           <w:szCs w:val="22"/>
         </w:rPr>
@@ -790,7 +790,7 @@
       </w:pPr>
       <w:r>
         <w:rPr>
-          <w:rFonts w:ascii="Calibri" w:hAnsi="Calibri" w:eastAsia="ＭＳ ゴシック" w:cs="Calibri" w:asciiTheme="majorHAnsi" w:hAnsiTheme="majorHAnsi" w:eastAsiaTheme="majorEastAsia" w:csTheme="majorBidi"/>
+          <w:rFonts w:ascii="Calibri" w:hAnsi="Calibri" w:eastAsia="ＭＳ ゴシック" w:cs="Calibri" w:asciiTheme="majorHAnsi" w:hAnsiTheme="majorHAnsi" w:eastAsiaTheme="majorEastAsia"/>
           <w:b/>
           <w:bCs/>
           <w:color w:val="365F91" w:themeColor="accent1" w:themeShade="BF"/>
@@ -806,7 +806,7 @@
       </w:pPr>
       <w:r>
         <w:rPr>
-          <w:rFonts w:ascii="Cambria" w:hAnsi="Cambria" w:eastAsia="ＭＳ 明朝" w:cs="Cambria" w:asciiTheme="minorHAnsi" w:hAnsiTheme="minorHAnsi" w:eastAsiaTheme="minorEastAsia" w:csTheme="minorBidi"/>
+          <w:rFonts w:ascii="Cambria" w:hAnsi="Cambria" w:eastAsia="ＭＳ 明朝" w:cs="Cambria" w:asciiTheme="minorHAnsi" w:hAnsiTheme="minorHAnsi" w:eastAsiaTheme="minorEastAsia"/>
           <w:sz w:val="22"/>
           <w:szCs w:val="22"/>
         </w:rPr>
@@ -817,7 +817,7 @@
       </w:r>
       <w:r>
         <w:rPr>
-          <w:rFonts w:ascii="Cambria" w:hAnsi="Cambria" w:eastAsia="ＭＳ 明朝" w:cs="Cambria" w:asciiTheme="minorHAnsi" w:hAnsiTheme="minorHAnsi" w:eastAsiaTheme="minorEastAsia" w:csTheme="minorBidi"/>
+          <w:rFonts w:ascii="Cambria" w:hAnsi="Cambria" w:eastAsia="ＭＳ 明朝" w:cs="Cambria" w:asciiTheme="minorHAnsi" w:hAnsiTheme="minorHAnsi" w:eastAsiaTheme="minorEastAsia"/>
           <w:sz w:val="22"/>
           <w:szCs w:val="22"/>
         </w:rPr>
@@ -828,7 +828,7 @@
       </w:r>
       <w:r>
         <w:rPr>
-          <w:rFonts w:ascii="Cambria" w:hAnsi="Cambria" w:eastAsia="ＭＳ 明朝" w:cs="Cambria" w:asciiTheme="minorHAnsi" w:hAnsiTheme="minorHAnsi" w:eastAsiaTheme="minorEastAsia" w:csTheme="minorBidi"/>
+          <w:rFonts w:ascii="Cambria" w:hAnsi="Cambria" w:eastAsia="ＭＳ 明朝" w:cs="Cambria" w:asciiTheme="minorHAnsi" w:hAnsiTheme="minorHAnsi" w:eastAsiaTheme="minorEastAsia"/>
           <w:sz w:val="22"/>
           <w:szCs w:val="22"/>
         </w:rPr>
@@ -839,7 +839,7 @@
       </w:r>
       <w:r>
         <w:rPr>
-          <w:rFonts w:ascii="Cambria" w:hAnsi="Cambria" w:eastAsia="ＭＳ 明朝" w:cs="Cambria" w:asciiTheme="minorHAnsi" w:hAnsiTheme="minorHAnsi" w:eastAsiaTheme="minorEastAsia" w:csTheme="minorBidi"/>
+          <w:rFonts w:ascii="Cambria" w:hAnsi="Cambria" w:eastAsia="ＭＳ 明朝" w:cs="Cambria" w:asciiTheme="minorHAnsi" w:hAnsiTheme="minorHAnsi" w:eastAsiaTheme="minorEastAsia"/>
           <w:sz w:val="22"/>
           <w:szCs w:val="22"/>
         </w:rPr>
@@ -850,7 +850,7 @@
       </w:r>
       <w:r>
         <w:rPr>
-          <w:rFonts w:ascii="Cambria" w:hAnsi="Cambria" w:eastAsia="ＭＳ 明朝" w:cs="Cambria" w:asciiTheme="minorHAnsi" w:hAnsiTheme="minorHAnsi" w:eastAsiaTheme="minorEastAsia" w:csTheme="minorBidi"/>
+          <w:rFonts w:ascii="Cambria" w:hAnsi="Cambria" w:eastAsia="ＭＳ 明朝" w:cs="Cambria" w:asciiTheme="minorHAnsi" w:hAnsiTheme="minorHAnsi" w:eastAsiaTheme="minorEastAsia"/>
           <w:sz w:val="22"/>
           <w:szCs w:val="22"/>
         </w:rPr>
@@ -861,7 +861,7 @@
       </w:r>
       <w:r>
         <w:rPr>
-          <w:rFonts w:ascii="Cambria" w:hAnsi="Cambria" w:eastAsia="ＭＳ 明朝" w:cs="Cambria" w:asciiTheme="minorHAnsi" w:hAnsiTheme="minorHAnsi" w:eastAsiaTheme="minorEastAsia" w:csTheme="minorBidi"/>
+          <w:rFonts w:ascii="Cambria" w:hAnsi="Cambria" w:eastAsia="ＭＳ 明朝" w:cs="Cambria" w:asciiTheme="minorHAnsi" w:hAnsiTheme="minorHAnsi" w:eastAsiaTheme="minorEastAsia"/>
           <w:sz w:val="22"/>
           <w:szCs w:val="22"/>
         </w:rPr>
@@ -872,7 +872,7 @@
       </w:r>
       <w:r>
         <w:rPr>
-          <w:rFonts w:ascii="Cambria" w:hAnsi="Cambria" w:eastAsia="ＭＳ 明朝" w:cs="Cambria" w:asciiTheme="minorHAnsi" w:hAnsiTheme="minorHAnsi" w:eastAsiaTheme="minorEastAsia" w:csTheme="minorBidi"/>
+          <w:rFonts w:ascii="Cambria" w:hAnsi="Cambria" w:eastAsia="ＭＳ 明朝" w:cs="Cambria" w:asciiTheme="minorHAnsi" w:hAnsiTheme="minorHAnsi" w:eastAsiaTheme="minorEastAsia"/>
           <w:sz w:val="22"/>
           <w:szCs w:val="22"/>
         </w:rPr>
@@ -883,7 +883,7 @@
       </w:r>
       <w:r>
         <w:rPr>
-          <w:rFonts w:ascii="Cambria" w:hAnsi="Cambria" w:eastAsia="ＭＳ 明朝" w:cs="Cambria" w:asciiTheme="minorHAnsi" w:hAnsiTheme="minorHAnsi" w:eastAsiaTheme="minorEastAsia" w:csTheme="minorBidi"/>
+          <w:rFonts w:ascii="Cambria" w:hAnsi="Cambria" w:eastAsia="ＭＳ 明朝" w:cs="Cambria" w:asciiTheme="minorHAnsi" w:hAnsiTheme="minorHAnsi" w:eastAsiaTheme="minorEastAsia"/>
           <w:sz w:val="22"/>
           <w:szCs w:val="22"/>
         </w:rPr>
@@ -894,7 +894,7 @@
       </w:r>
       <w:r>
         <w:rPr>
-          <w:rFonts w:ascii="Cambria" w:hAnsi="Cambria" w:eastAsia="ＭＳ 明朝" w:cs="Cambria" w:asciiTheme="minorHAnsi" w:hAnsiTheme="minorHAnsi" w:eastAsiaTheme="minorEastAsia" w:csTheme="minorBidi"/>
+          <w:rFonts w:ascii="Cambria" w:hAnsi="Cambria" w:eastAsia="ＭＳ 明朝" w:cs="Cambria" w:asciiTheme="minorHAnsi" w:hAnsiTheme="minorHAnsi" w:eastAsiaTheme="minorEastAsia"/>
           <w:sz w:val="22"/>
           <w:szCs w:val="22"/>
         </w:rPr>
@@ -905,95 +905,11 @@
       </w:r>
       <w:r>
         <w:rPr>
-          <w:rFonts w:ascii="Cambria" w:hAnsi="Cambria" w:eastAsia="ＭＳ 明朝" w:cs="Cambria" w:asciiTheme="minorHAnsi" w:hAnsiTheme="minorHAnsi" w:eastAsiaTheme="minorEastAsia" w:csTheme="minorBidi"/>
+          <w:rFonts w:ascii="Cambria" w:hAnsi="Cambria" w:eastAsia="ＭＳ 明朝" w:cs="Cambria" w:asciiTheme="minorHAnsi" w:hAnsiTheme="minorHAnsi" w:eastAsiaTheme="minorEastAsia"/>
           <w:sz w:val="22"/>
           <w:szCs w:val="22"/>
         </w:rPr>
         <w:t>Version Control: Git &amp; GitHub</w:t>
-      </w:r>
-    </w:p>
-    <w:p>
-      <w:pPr>
-        <w:pStyle w:val="Heading1"/>
-      </w:pPr>
-      <w:r>
-        <w:rPr>
-          <w:rFonts w:ascii="Calibri" w:hAnsi="Calibri" w:eastAsia="ＭＳ ゴシック" w:cs="Calibri" w:asciiTheme="majorHAnsi" w:hAnsiTheme="majorHAnsi" w:eastAsiaTheme="majorEastAsia" w:csTheme="majorBidi"/>
-          <w:b/>
-          <w:bCs/>
-          <w:color w:val="365F91" w:themeColor="accent1" w:themeShade="BF"/>
-          <w:sz w:val="28"/>
-          <w:szCs w:val="28"/>
-        </w:rPr>
-        <w:t>10. Weekly Learning Log</w:t>
-      </w:r>
-    </w:p>
-    <w:p>
-      <w:pPr>
-        <w:spacing w:after="200" w:line="276" w:lineRule="auto"/>
-      </w:pPr>
-      <w:r>
-        <w:rPr>
-          <w:rFonts w:ascii="Cambria" w:hAnsi="Cambria" w:eastAsia="ＭＳ 明朝" w:cs="Cambria" w:asciiTheme="minorHAnsi" w:hAnsiTheme="minorHAnsi" w:eastAsiaTheme="minorEastAsia" w:csTheme="minorBidi"/>
-          <w:sz w:val="22"/>
-          <w:szCs w:val="22"/>
-        </w:rPr>
-        <w:t>Week 1</w:t>
-      </w:r>
-      <w:r>
-        <w:br w:type="textWrapping"/>
-      </w:r>
-      <w:r>
-        <w:rPr>
-          <w:rFonts w:ascii="Cambria" w:hAnsi="Cambria" w:eastAsia="ＭＳ 明朝" w:cs="Cambria" w:asciiTheme="minorHAnsi" w:hAnsiTheme="minorHAnsi" w:eastAsiaTheme="minorEastAsia" w:csTheme="minorBidi"/>
-          <w:sz w:val="22"/>
-          <w:szCs w:val="22"/>
-        </w:rPr>
-        <w:t>- Researched modern WebGIS architecture.</w:t>
-      </w:r>
-      <w:r>
-        <w:br w:type="textWrapping"/>
-      </w:r>
-      <w:r>
-        <w:rPr>
-          <w:rFonts w:ascii="Cambria" w:hAnsi="Cambria" w:eastAsia="ＭＳ 明朝" w:cs="Cambria" w:asciiTheme="minorHAnsi" w:hAnsiTheme="minorHAnsi" w:eastAsiaTheme="minorEastAsia" w:csTheme="minorBidi"/>
-          <w:sz w:val="22"/>
-          <w:szCs w:val="22"/>
-        </w:rPr>
-        <w:t>- Compared FastAPI and Node.js.</w:t>
-      </w:r>
-      <w:r>
-        <w:br w:type="textWrapping"/>
-      </w:r>
-      <w:r>
-        <w:rPr>
-          <w:rFonts w:ascii="Cambria" w:hAnsi="Cambria" w:eastAsia="ＭＳ 明朝" w:cs="Cambria" w:asciiTheme="minorHAnsi" w:hAnsiTheme="minorHAnsi" w:eastAsiaTheme="minorEastAsia" w:csTheme="minorBidi"/>
-          <w:sz w:val="22"/>
-          <w:szCs w:val="22"/>
-        </w:rPr>
-        <w:t>- Selected FastAPI.</w:t>
-      </w:r>
-      <w:r>
-        <w:br w:type="textWrapping"/>
-      </w:r>
-      <w:r>
-        <w:rPr>
-          <w:rFonts w:ascii="Cambria" w:hAnsi="Cambria" w:eastAsia="ＭＳ 明朝" w:cs="Cambria" w:asciiTheme="minorHAnsi" w:hAnsiTheme="minorHAnsi" w:eastAsiaTheme="minorEastAsia" w:csTheme="minorBidi"/>
-          <w:sz w:val="22"/>
-          <w:szCs w:val="22"/>
-        </w:rPr>
-        <w:t>- Understood frontend-backend-database communication.</w:t>
-      </w:r>
-      <w:r>
-        <w:br w:type="textWrapping"/>
-      </w:r>
-      <w:r>
-        <w:rPr>
-          <w:rFonts w:ascii="Cambria" w:hAnsi="Cambria" w:eastAsia="ＭＳ 明朝" w:cs="Cambria" w:asciiTheme="minorHAnsi" w:hAnsiTheme="minorHAnsi" w:eastAsiaTheme="minorEastAsia" w:csTheme="minorBidi"/>
-          <w:sz w:val="22"/>
-          <w:szCs w:val="22"/>
-        </w:rPr>
-        <w:t>- Created task tracker and research log.</w:t>
       </w:r>
     </w:p>
     <w:p>
